--- a/ApêndiceK-RecursosdeApoio/FalaCidade_ManualDoUsuario_v3.docx
+++ b/ApêndiceK-RecursosdeApoio/FalaCidade_ManualDoUsuario_v3.docx
@@ -333,7 +333,7 @@
     <w:sdt>
       <w:sdtPr>
         <w:rPr>
-          <w:rFonts w:ascii="Times New Roman" w:eastAsia="Times New Roman" w:hAnsi="Times New Roman" w:cs="Times New Roman"/>
+          <w:rFonts w:ascii="Arial" w:eastAsia="Times New Roman" w:hAnsi="Arial" w:cs="Arial"/>
           <w:color w:val="auto"/>
           <w:sz w:val="24"/>
           <w:szCs w:val="22"/>
@@ -5252,7 +5252,7 @@
   <w:docDefaults>
     <w:rPrDefault>
       <w:rPr>
-        <w:rFonts w:ascii="Times New Roman" w:eastAsia="Times New Roman" w:hAnsi="Times New Roman" w:cs="Times New Roman"/>
+        <w:rFonts w:ascii="Arial" w:eastAsia="Times New Roman" w:hAnsi="Arial" w:cs="Arial"/>
         <w:lang w:val="pt-BR" w:eastAsia="pt-BR" w:bidi="ar-SA"/>
       </w:rPr>
     </w:rPrDefault>
@@ -6049,7 +6049,7 @@
     <w:qFormat/>
     <w:rsid w:val="00961041"/>
     <w:rPr>
-      <w:rFonts w:ascii="Times New Roman" w:hAnsi="Times New Roman"/>
+      <w:rFonts w:ascii="Arial" w:hAnsi="Arial"/>
       <w:bCs/>
       <w:sz w:val="20"/>
     </w:rPr>

--- a/ApêndiceK-RecursosdeApoio/FalaCidade_ManualDoUsuario_v3.docx
+++ b/ApêndiceK-RecursosdeApoio/FalaCidade_ManualDoUsuario_v3.docx
@@ -18,22 +18,39 @@
           <w:sz w:val="24"/>
           <w:szCs w:val="24"/>
         </w:rPr>
-        <w:t xml:space="preserve">FAI – CENTRO DE ENSINO </w:t>
+        <w:t xml:space="preserve">FAI – CENTRO DE ENSINO SUPERIOR EM GESTÃO, TECNOLOGIA E EDUCAÇÃO</w:t>
       </w:r>
+    </w:p>
+    <w:p>
+      <w:pPr>
+        <w:pStyle w:val="1463"/>
+        <w:pBdr/>
+        <w:spacing/>
+        <w:ind/>
+        <w:rPr>
+          <w:sz w:val="24"/>
+          <w:szCs w:val="24"/>
+        </w:rPr>
+      </w:pPr>
       <w:r>
         <w:rPr>
           <w:sz w:val="24"/>
           <w:szCs w:val="24"/>
         </w:rPr>
-        <w:t xml:space="preserve">SUPERIOR EM GESTÃO, TECNOLOGIA </w:t>
+        <w:t xml:space="preserve">CURSO DE SISTEMAS DE INFORMAÇÃO</w:t>
       </w:r>
-      <w:r>
+    </w:p>
+    <w:p>
+      <w:pPr>
+        <w:pStyle w:val="1463"/>
+        <w:pBdr/>
+        <w:spacing/>
+        <w:ind/>
         <w:rPr>
           <w:sz w:val="24"/>
           <w:szCs w:val="24"/>
         </w:rPr>
-        <w:t xml:space="preserve">E EDUCAÇÃO</w:t>
-      </w:r>
+      </w:pPr>
       <w:r>
         <w:rPr>
           <w:sz w:val="24"/>
@@ -57,8 +74,58 @@
           <w:sz w:val="24"/>
           <w:szCs w:val="24"/>
         </w:rPr>
-        <w:t xml:space="preserve">CURSO DE SISTEMAS DE INFORMAÇÃO</w:t>
+        <w:t xml:space="preserve">LUCAS FIORRIGI FURLAN</w:t>
       </w:r>
+    </w:p>
+    <w:p>
+      <w:pPr>
+        <w:pStyle w:val="1463"/>
+        <w:pBdr/>
+        <w:spacing/>
+        <w:ind/>
+        <w:rPr>
+          <w:sz w:val="24"/>
+          <w:szCs w:val="24"/>
+        </w:rPr>
+      </w:pPr>
+      <w:r>
+        <w:rPr>
+          <w:sz w:val="24"/>
+          <w:szCs w:val="24"/>
+        </w:rPr>
+        <w:t xml:space="preserve">MIGUEL MARTINS LIMA</w:t>
+      </w:r>
+    </w:p>
+    <w:p>
+      <w:pPr>
+        <w:pStyle w:val="1463"/>
+        <w:pBdr/>
+        <w:spacing/>
+        <w:ind/>
+        <w:rPr>
+          <w:sz w:val="24"/>
+          <w:szCs w:val="24"/>
+        </w:rPr>
+      </w:pPr>
+      <w:r>
+        <w:rPr>
+          <w:sz w:val="24"/>
+          <w:szCs w:val="24"/>
+        </w:rPr>
+        <w:t xml:space="preserve">RODRIGO PEREIRA ROMANO</w:t>
+      </w:r>
+    </w:p>
+    <w:p>
+      <w:pPr>
+        <w:pStyle w:val="1463"/>
+        <w:pBdr/>
+        <w:spacing/>
+        <w:ind/>
+        <w:rPr>
+          <w:sz w:val="24"/>
+          <w:szCs w:val="24"/>
+        </w:rPr>
+      </w:pPr>
       <w:r>
         <w:rPr>
           <w:sz w:val="24"/>
@@ -83,6 +150,18 @@
           <w:szCs w:val="24"/>
         </w:rPr>
       </w:r>
+    </w:p>
+    <w:p>
+      <w:pPr>
+        <w:pStyle w:val="1463"/>
+        <w:pBdr/>
+        <w:spacing/>
+        <w:ind/>
+        <w:rPr>
+          <w:sz w:val="24"/>
+          <w:szCs w:val="24"/>
+        </w:rPr>
+      </w:pPr>
       <w:r>
         <w:rPr>
           <w:sz w:val="24"/>
@@ -106,8 +185,19 @@
           <w:sz w:val="24"/>
           <w:szCs w:val="24"/>
         </w:rPr>
-        <w:t xml:space="preserve">LUCAS FIORRIGI FURLAN</w:t>
       </w:r>
+    </w:p>
+    <w:p>
+      <w:pPr>
+        <w:pStyle w:val="1463"/>
+        <w:pBdr/>
+        <w:spacing/>
+        <w:ind/>
+        <w:rPr>
+          <w:sz w:val="24"/>
+          <w:szCs w:val="24"/>
+        </w:rPr>
+      </w:pPr>
       <w:r>
         <w:rPr>
           <w:sz w:val="24"/>
@@ -131,182 +221,6 @@
           <w:sz w:val="24"/>
           <w:szCs w:val="24"/>
         </w:rPr>
-        <w:t xml:space="preserve">MIGUEL MARTINS LIMA</w:t>
-      </w:r>
-      <w:r>
-        <w:rPr>
-          <w:sz w:val="24"/>
-          <w:szCs w:val="24"/>
-        </w:rPr>
-      </w:r>
-    </w:p>
-    <w:p>
-      <w:pPr>
-        <w:pStyle w:val="1463"/>
-        <w:pBdr/>
-        <w:spacing/>
-        <w:ind/>
-        <w:rPr>
-          <w:sz w:val="24"/>
-          <w:szCs w:val="24"/>
-        </w:rPr>
-      </w:pPr>
-      <w:r>
-        <w:rPr>
-          <w:sz w:val="24"/>
-          <w:szCs w:val="24"/>
-        </w:rPr>
-        <w:t xml:space="preserve">RODRIGO PEREIRA ROMANO</w:t>
-      </w:r>
-      <w:r>
-        <w:rPr>
-          <w:sz w:val="24"/>
-          <w:szCs w:val="24"/>
-        </w:rPr>
-      </w:r>
-    </w:p>
-    <w:p>
-      <w:pPr>
-        <w:pStyle w:val="1463"/>
-        <w:pBdr/>
-        <w:spacing/>
-        <w:ind/>
-        <w:rPr>
-          <w:sz w:val="24"/>
-          <w:szCs w:val="24"/>
-        </w:rPr>
-      </w:pPr>
-      <w:r>
-        <w:rPr>
-          <w:sz w:val="24"/>
-          <w:szCs w:val="24"/>
-        </w:rPr>
-      </w:r>
-      <w:r>
-        <w:rPr>
-          <w:sz w:val="24"/>
-          <w:szCs w:val="24"/>
-        </w:rPr>
-      </w:r>
-    </w:p>
-    <w:p>
-      <w:pPr>
-        <w:pStyle w:val="1463"/>
-        <w:pBdr/>
-        <w:spacing/>
-        <w:ind/>
-        <w:rPr>
-          <w:sz w:val="24"/>
-          <w:szCs w:val="24"/>
-        </w:rPr>
-      </w:pPr>
-      <w:r>
-        <w:rPr>
-          <w:sz w:val="24"/>
-          <w:szCs w:val="24"/>
-        </w:rPr>
-      </w:r>
-      <w:r>
-        <w:rPr>
-          <w:sz w:val="24"/>
-          <w:szCs w:val="24"/>
-        </w:rPr>
-      </w:r>
-    </w:p>
-    <w:p>
-      <w:pPr>
-        <w:pStyle w:val="1463"/>
-        <w:pBdr/>
-        <w:spacing/>
-        <w:ind/>
-        <w:rPr>
-          <w:sz w:val="24"/>
-          <w:szCs w:val="24"/>
-        </w:rPr>
-      </w:pPr>
-      <w:r>
-        <w:rPr>
-          <w:sz w:val="24"/>
-          <w:szCs w:val="24"/>
-        </w:rPr>
-      </w:r>
-      <w:r>
-        <w:rPr>
-          <w:sz w:val="24"/>
-          <w:szCs w:val="24"/>
-        </w:rPr>
-      </w:r>
-    </w:p>
-    <w:p>
-      <w:pPr>
-        <w:pStyle w:val="1463"/>
-        <w:pBdr/>
-        <w:spacing/>
-        <w:ind/>
-        <w:rPr>
-          <w:sz w:val="24"/>
-          <w:szCs w:val="24"/>
-        </w:rPr>
-      </w:pPr>
-      <w:r>
-        <w:rPr>
-          <w:sz w:val="24"/>
-          <w:szCs w:val="24"/>
-        </w:rPr>
-      </w:r>
-      <w:r>
-        <w:rPr>
-          <w:sz w:val="24"/>
-          <w:szCs w:val="24"/>
-        </w:rPr>
-      </w:r>
-    </w:p>
-    <w:p>
-      <w:pPr>
-        <w:pStyle w:val="1463"/>
-        <w:pBdr/>
-        <w:spacing/>
-        <w:ind/>
-        <w:rPr>
-          <w:sz w:val="24"/>
-          <w:szCs w:val="24"/>
-        </w:rPr>
-      </w:pPr>
-      <w:r>
-        <w:rPr>
-          <w:sz w:val="24"/>
-          <w:szCs w:val="24"/>
-        </w:rPr>
-      </w:r>
-      <w:r>
-        <w:rPr>
-          <w:sz w:val="24"/>
-          <w:szCs w:val="24"/>
-        </w:rPr>
-      </w:r>
-    </w:p>
-    <w:p>
-      <w:pPr>
-        <w:pStyle w:val="1463"/>
-        <w:pBdr/>
-        <w:spacing/>
-        <w:ind/>
-        <w:rPr>
-          <w:sz w:val="24"/>
-          <w:szCs w:val="24"/>
-        </w:rPr>
-      </w:pPr>
-      <w:r>
-        <w:rPr>
-          <w:sz w:val="24"/>
-          <w:szCs w:val="24"/>
-        </w:rPr>
-      </w:r>
-      <w:r>
-        <w:rPr>
-          <w:sz w:val="24"/>
-          <w:szCs w:val="24"/>
-        </w:rPr>
       </w:r>
     </w:p>
     <w:p>
@@ -327,12 +241,6 @@
         </w:rPr>
         <w:t xml:space="preserve">SISTEMA DE INFORMAÇÃO PARA REPORTE DE OCORRÊNCIAS E APOIO À GESTÃO DE ZELADORIA PÚBLICA: FALA, CIDADE!</w:t>
       </w:r>
-      <w:r>
-        <w:rPr>
-          <w:sz w:val="24"/>
-          <w:szCs w:val="24"/>
-        </w:rPr>
-      </w:r>
     </w:p>
     <w:p>
       <w:pPr>
@@ -343,11 +251,6 @@
           <w:szCs w:val="24"/>
         </w:rPr>
       </w:pPr>
-      <w:r>
-        <w:rPr>
-          <w:szCs w:val="24"/>
-        </w:rPr>
-      </w:r>
       <w:r>
         <w:rPr>
           <w:szCs w:val="24"/>
@@ -394,6 +297,18 @@
           <w:szCs w:val="24"/>
         </w:rPr>
       </w:r>
+    </w:p>
+    <w:p>
+      <w:pPr>
+        <w:pStyle w:val="1463"/>
+        <w:pBdr/>
+        <w:spacing/>
+        <w:ind/>
+        <w:rPr>
+          <w:sz w:val="24"/>
+          <w:szCs w:val="24"/>
+        </w:rPr>
+      </w:pPr>
       <w:r>
         <w:rPr>
           <w:sz w:val="24"/>
@@ -418,6 +333,18 @@
           <w:szCs w:val="24"/>
         </w:rPr>
       </w:r>
+    </w:p>
+    <w:p>
+      <w:pPr>
+        <w:pStyle w:val="1463"/>
+        <w:pBdr/>
+        <w:spacing/>
+        <w:ind/>
+        <w:rPr>
+          <w:sz w:val="24"/>
+          <w:szCs w:val="24"/>
+        </w:rPr>
+      </w:pPr>
       <w:r>
         <w:rPr>
           <w:sz w:val="24"/>
@@ -442,6 +369,18 @@
           <w:szCs w:val="24"/>
         </w:rPr>
       </w:r>
+    </w:p>
+    <w:p>
+      <w:pPr>
+        <w:pStyle w:val="1463"/>
+        <w:pBdr/>
+        <w:spacing/>
+        <w:ind/>
+        <w:rPr>
+          <w:sz w:val="24"/>
+          <w:szCs w:val="24"/>
+        </w:rPr>
+      </w:pPr>
       <w:r>
         <w:rPr>
           <w:sz w:val="24"/>
@@ -465,131 +404,26 @@
           <w:sz w:val="24"/>
           <w:szCs w:val="24"/>
         </w:rPr>
+        <w:t xml:space="preserve">SANTA RITA DO SAPUCAÍ - MG</w:t>
       </w:r>
+    </w:p>
+    <w:p>
+      <w:pPr>
+        <w:pStyle w:val="1463"/>
+        <w:pBdr/>
+        <w:spacing/>
+        <w:ind/>
+        <w:rPr>
+          <w:sz w:val="24"/>
+          <w:szCs w:val="24"/>
+        </w:rPr>
+      </w:pPr>
       <w:r>
         <w:rPr>
           <w:sz w:val="24"/>
           <w:szCs w:val="24"/>
         </w:rPr>
-      </w:r>
-    </w:p>
-    <w:p>
-      <w:pPr>
-        <w:pStyle w:val="1463"/>
-        <w:pBdr/>
-        <w:spacing/>
-        <w:ind/>
-        <w:rPr>
-          <w:sz w:val="24"/>
-          <w:szCs w:val="24"/>
-        </w:rPr>
-      </w:pPr>
-      <w:r>
-        <w:rPr>
-          <w:sz w:val="24"/>
-          <w:szCs w:val="24"/>
-        </w:rPr>
-      </w:r>
-      <w:r>
-        <w:rPr>
-          <w:sz w:val="24"/>
-          <w:szCs w:val="24"/>
-        </w:rPr>
-      </w:r>
-    </w:p>
-    <w:p>
-      <w:pPr>
-        <w:pStyle w:val="1463"/>
-        <w:pBdr/>
-        <w:spacing/>
-        <w:ind/>
-        <w:rPr>
-          <w:sz w:val="24"/>
-          <w:szCs w:val="24"/>
-        </w:rPr>
-      </w:pPr>
-      <w:r>
-        <w:rPr>
-          <w:sz w:val="24"/>
-          <w:szCs w:val="24"/>
-        </w:rPr>
-      </w:r>
-      <w:r>
-        <w:rPr>
-          <w:sz w:val="24"/>
-          <w:szCs w:val="24"/>
-        </w:rPr>
-      </w:r>
-    </w:p>
-    <w:p>
-      <w:pPr>
-        <w:pStyle w:val="1463"/>
-        <w:pBdr/>
-        <w:spacing/>
-        <w:ind/>
-        <w:rPr>
-          <w:sz w:val="24"/>
-          <w:szCs w:val="24"/>
-        </w:rPr>
-      </w:pPr>
-      <w:r>
-        <w:rPr>
-          <w:sz w:val="24"/>
-          <w:szCs w:val="24"/>
-        </w:rPr>
-        <w:t xml:space="preserve">S</w:t>
-      </w:r>
-      <w:r>
-        <w:rPr>
-          <w:sz w:val="24"/>
-          <w:szCs w:val="24"/>
-        </w:rPr>
-        <w:t xml:space="preserve">ANTA RITA DO SAPUCAÍ - MG</w:t>
-      </w:r>
-      <w:r>
-        <w:rPr>
-          <w:sz w:val="24"/>
-          <w:szCs w:val="24"/>
-        </w:rPr>
-      </w:r>
-    </w:p>
-    <w:p>
-      <w:pPr>
-        <w:pStyle w:val="1463"/>
-        <w:pBdr/>
-        <w:spacing/>
-        <w:ind/>
-        <w:rPr>
-          <w:sz w:val="24"/>
-          <w:szCs w:val="24"/>
-        </w:rPr>
-      </w:pPr>
-      <w:r>
-        <w:rPr>
-          <w:sz w:val="24"/>
-          <w:szCs w:val="24"/>
-        </w:rPr>
-        <w:t xml:space="preserve">20</w:t>
-      </w:r>
-      <w:r>
-        <w:rPr>
-          <w:sz w:val="24"/>
-          <w:szCs w:val="24"/>
-        </w:rPr>
-        <w:t xml:space="preserve">2</w:t>
-      </w:r>
-      <w:r>
-        <w:rPr>
-          <w:sz w:val="24"/>
-          <w:szCs w:val="24"/>
-        </w:rPr>
-        <w:t xml:space="preserve">6</w:t>
-      </w:r>
-      <w:r>
-        <w:rPr>
-          <w:sz w:val="24"/>
-          <w:szCs w:val="24"/>
-        </w:rPr>
+        <w:t xml:space="preserve">2026</w:t>
       </w:r>
     </w:p>
     <w:p>
@@ -623,7 +457,6 @@
       <w:r>
         <w:t xml:space="preserve">SUMÁRIO</w:t>
       </w:r>
-      <w:r/>
     </w:p>
     <w:p>
       <w:pPr>
@@ -633,8 +466,6 @@
         <w:ind/>
         <w:rPr/>
       </w:pPr>
-      <w:r/>
-      <w:r/>
       <w:r/>
     </w:p>
     <w:sdt>
@@ -662,7 +493,6 @@
             <w:rPr/>
           </w:pPr>
           <w:r/>
-          <w:r/>
         </w:p>
         <w:p>
           <w:pPr>
@@ -680,17 +510,7 @@
               <w:bCs/>
             </w:rPr>
             <w:fldChar w:fldCharType="begin"/>
-          </w:r>
-          <w:r>
-            <w:rPr>
-              <w:bCs/>
-            </w:rPr>
             <w:instrText xml:space="preserve"> TOC \o "1-3" \h \z \u </w:instrText>
-          </w:r>
-          <w:r>
-            <w:rPr>
-              <w:bCs/>
-            </w:rPr>
             <w:fldChar w:fldCharType="separate"/>
           </w:r>
           <w:r/>
@@ -699,22 +519,10 @@
               <w:rPr>
                 <w:rStyle w:val="1460"/>
               </w:rPr>
-            </w:r>
-            <w:r>
-              <w:rPr>
-                <w:rStyle w:val="1460"/>
-              </w:rPr>
               <w:t xml:space="preserve">1 APRESENTAÇÃO</w:t>
             </w:r>
             <w:r>
-              <w:rPr>
-                <w:rStyle w:val="1460"/>
-              </w:rPr>
-            </w:r>
-            <w:r>
               <w:tab/>
-            </w:r>
-            <w:r>
               <w:fldChar w:fldCharType="begin"/>
               <w:instrText xml:space="preserve">PAGEREF _Toc1 \h</w:instrText>
               <w:fldChar w:fldCharType="separate"/>
@@ -740,22 +548,10 @@
               <w:rPr>
                 <w:rStyle w:val="1460"/>
               </w:rPr>
-            </w:r>
-            <w:r>
-              <w:rPr>
-                <w:rStyle w:val="1460"/>
-              </w:rPr>
               <w:t xml:space="preserve">1.1 Requisitos para uso</w:t>
             </w:r>
             <w:r>
-              <w:rPr>
-                <w:rStyle w:val="1460"/>
-              </w:rPr>
-            </w:r>
-            <w:r>
               <w:tab/>
-            </w:r>
-            <w:r>
               <w:fldChar w:fldCharType="begin"/>
               <w:instrText xml:space="preserve">PAGEREF _Toc2 \h</w:instrText>
               <w:fldChar w:fldCharType="separate"/>
@@ -781,22 +577,10 @@
               <w:rPr>
                 <w:rStyle w:val="1460"/>
               </w:rPr>
-            </w:r>
-            <w:r>
-              <w:rPr>
-                <w:rStyle w:val="1460"/>
-              </w:rPr>
               <w:t xml:space="preserve">1.2 Instalar como aplicativo (PWA)</w:t>
             </w:r>
             <w:r>
-              <w:rPr>
-                <w:rStyle w:val="1460"/>
-              </w:rPr>
-            </w:r>
-            <w:r>
               <w:tab/>
-            </w:r>
-            <w:r>
               <w:fldChar w:fldCharType="begin"/>
               <w:instrText xml:space="preserve">PAGEREF _Toc3 \h</w:instrText>
               <w:fldChar w:fldCharType="separate"/>
@@ -822,22 +606,10 @@
               <w:rPr>
                 <w:rStyle w:val="1460"/>
               </w:rPr>
-            </w:r>
-            <w:r>
-              <w:rPr>
-                <w:rStyle w:val="1460"/>
-              </w:rPr>
               <w:t xml:space="preserve">1.3 Acessibilidade</w:t>
             </w:r>
             <w:r>
-              <w:rPr>
-                <w:rStyle w:val="1460"/>
-              </w:rPr>
-            </w:r>
-            <w:r>
               <w:tab/>
-            </w:r>
-            <w:r>
               <w:fldChar w:fldCharType="begin"/>
               <w:instrText xml:space="preserve">PAGEREF _Toc4 \h</w:instrText>
               <w:fldChar w:fldCharType="separate"/>
@@ -863,22 +635,10 @@
               <w:rPr>
                 <w:rStyle w:val="1460"/>
               </w:rPr>
-            </w:r>
-            <w:r>
-              <w:rPr>
-                <w:rStyle w:val="1460"/>
-              </w:rPr>
               <w:t xml:space="preserve">2 PRIMEIROS PASSOS</w:t>
             </w:r>
             <w:r>
-              <w:rPr>
-                <w:rStyle w:val="1460"/>
-              </w:rPr>
-            </w:r>
-            <w:r>
               <w:tab/>
-            </w:r>
-            <w:r>
               <w:fldChar w:fldCharType="begin"/>
               <w:instrText xml:space="preserve">PAGEREF _Toc5 \h</w:instrText>
               <w:fldChar w:fldCharType="separate"/>
@@ -904,22 +664,10 @@
               <w:rPr>
                 <w:rStyle w:val="1460"/>
               </w:rPr>
-            </w:r>
-            <w:r>
-              <w:rPr>
-                <w:rStyle w:val="1460"/>
-              </w:rPr>
               <w:t xml:space="preserve">2.1 Criar uma conta (Cidadão)</w:t>
             </w:r>
             <w:r>
-              <w:rPr>
-                <w:rStyle w:val="1460"/>
-              </w:rPr>
-            </w:r>
-            <w:r>
               <w:tab/>
-            </w:r>
-            <w:r>
               <w:fldChar w:fldCharType="begin"/>
               <w:instrText xml:space="preserve">PAGEREF _Toc6 \h</w:instrText>
               <w:fldChar w:fldCharType="separate"/>
@@ -945,22 +693,10 @@
               <w:rPr>
                 <w:rStyle w:val="1460"/>
               </w:rPr>
-            </w:r>
-            <w:r>
-              <w:rPr>
-                <w:rStyle w:val="1460"/>
-              </w:rPr>
               <w:t xml:space="preserve">2.2 Entrar no sistema</w:t>
             </w:r>
             <w:r>
-              <w:rPr>
-                <w:rStyle w:val="1460"/>
-              </w:rPr>
-            </w:r>
-            <w:r>
               <w:tab/>
-            </w:r>
-            <w:r>
               <w:fldChar w:fldCharType="begin"/>
               <w:instrText xml:space="preserve">PAGEREF _Toc7 \h</w:instrText>
               <w:fldChar w:fldCharType="separate"/>
@@ -986,22 +722,10 @@
               <w:rPr>
                 <w:rStyle w:val="1460"/>
               </w:rPr>
-            </w:r>
-            <w:r>
-              <w:rPr>
-                <w:rStyle w:val="1460"/>
-              </w:rPr>
               <w:t xml:space="preserve">2.3 Esqueci minha senha</w:t>
             </w:r>
             <w:r>
-              <w:rPr>
-                <w:rStyle w:val="1460"/>
-              </w:rPr>
-            </w:r>
-            <w:r>
               <w:tab/>
-            </w:r>
-            <w:r>
               <w:fldChar w:fldCharType="begin"/>
               <w:instrText xml:space="preserve">PAGEREF _Toc8 \h</w:instrText>
               <w:fldChar w:fldCharType="separate"/>
@@ -1027,22 +751,10 @@
               <w:rPr>
                 <w:rStyle w:val="1460"/>
               </w:rPr>
-            </w:r>
-            <w:r>
-              <w:rPr>
-                <w:rStyle w:val="1460"/>
-              </w:rPr>
               <w:t xml:space="preserve">2.4 Entrar sem cadastro (Visitante)</w:t>
             </w:r>
             <w:r>
-              <w:rPr>
-                <w:rStyle w:val="1460"/>
-              </w:rPr>
-            </w:r>
-            <w:r>
               <w:tab/>
-            </w:r>
-            <w:r>
               <w:fldChar w:fldCharType="begin"/>
               <w:instrText xml:space="preserve">PAGEREF _Toc9 \h</w:instrText>
               <w:fldChar w:fldCharType="separate"/>
@@ -1068,22 +780,10 @@
               <w:rPr>
                 <w:rStyle w:val="1460"/>
               </w:rPr>
-            </w:r>
-            <w:r>
-              <w:rPr>
-                <w:rStyle w:val="1460"/>
-              </w:rPr>
               <w:t xml:space="preserve">3 PERFIL CIDADÃO</w:t>
             </w:r>
             <w:r>
-              <w:rPr>
-                <w:rStyle w:val="1460"/>
-              </w:rPr>
-            </w:r>
-            <w:r>
               <w:tab/>
-            </w:r>
-            <w:r>
               <w:fldChar w:fldCharType="begin"/>
               <w:instrText xml:space="preserve">PAGEREF _Toc10 \h</w:instrText>
               <w:fldChar w:fldCharType="separate"/>
@@ -1109,22 +809,10 @@
               <w:rPr>
                 <w:rStyle w:val="1460"/>
               </w:rPr>
-            </w:r>
-            <w:r>
-              <w:rPr>
-                <w:rStyle w:val="1460"/>
-              </w:rPr>
               <w:t xml:space="preserve">3.1 Tela inicial</w:t>
             </w:r>
             <w:r>
-              <w:rPr>
-                <w:rStyle w:val="1460"/>
-              </w:rPr>
-            </w:r>
-            <w:r>
               <w:tab/>
-            </w:r>
-            <w:r>
               <w:fldChar w:fldCharType="begin"/>
               <w:instrText xml:space="preserve">PAGEREF _Toc11 \h</w:instrText>
               <w:fldChar w:fldCharType="separate"/>
@@ -1150,22 +838,10 @@
               <w:rPr>
                 <w:rStyle w:val="1460"/>
               </w:rPr>
-            </w:r>
-            <w:r>
-              <w:rPr>
-                <w:rStyle w:val="1460"/>
-              </w:rPr>
               <w:t xml:space="preserve">3.2 Registrar uma ocorrência</w:t>
             </w:r>
             <w:r>
-              <w:rPr>
-                <w:rStyle w:val="1460"/>
-              </w:rPr>
-            </w:r>
-            <w:r>
               <w:tab/>
-            </w:r>
-            <w:r>
               <w:fldChar w:fldCharType="begin"/>
               <w:instrText xml:space="preserve">PAGEREF _Toc12 \h</w:instrText>
               <w:fldChar w:fldCharType="separate"/>
@@ -1191,22 +867,10 @@
               <w:rPr>
                 <w:rStyle w:val="1460"/>
               </w:rPr>
-            </w:r>
-            <w:r>
-              <w:rPr>
-                <w:rStyle w:val="1460"/>
-              </w:rPr>
               <w:t xml:space="preserve">3.2.1 Alerta de ocorrência repetida</w:t>
             </w:r>
             <w:r>
-              <w:rPr>
-                <w:rStyle w:val="1460"/>
-              </w:rPr>
-            </w:r>
-            <w:r>
               <w:tab/>
-            </w:r>
-            <w:r>
               <w:fldChar w:fldCharType="begin"/>
               <w:instrText xml:space="preserve">PAGEREF _Toc13 \h</w:instrText>
               <w:fldChar w:fldCharType="separate"/>
@@ -1232,22 +896,10 @@
               <w:rPr>
                 <w:rStyle w:val="1460"/>
               </w:rPr>
-            </w:r>
-            <w:r>
-              <w:rPr>
-                <w:rStyle w:val="1460"/>
-              </w:rPr>
               <w:t xml:space="preserve">3.3 Acompanhar suas ocorrências</w:t>
             </w:r>
             <w:r>
-              <w:rPr>
-                <w:rStyle w:val="1460"/>
-              </w:rPr>
-            </w:r>
-            <w:r>
               <w:tab/>
-            </w:r>
-            <w:r>
               <w:fldChar w:fldCharType="begin"/>
               <w:instrText xml:space="preserve">PAGEREF _Toc14 \h</w:instrText>
               <w:fldChar w:fldCharType="separate"/>
@@ -1273,22 +925,10 @@
               <w:rPr>
                 <w:rStyle w:val="1460"/>
               </w:rPr>
-            </w:r>
-            <w:r>
-              <w:rPr>
-                <w:rStyle w:val="1460"/>
-              </w:rPr>
               <w:t xml:space="preserve">3.4 Apoiar uma ocorrência</w:t>
             </w:r>
             <w:r>
-              <w:rPr>
-                <w:rStyle w:val="1460"/>
-              </w:rPr>
-            </w:r>
-            <w:r>
               <w:tab/>
-            </w:r>
-            <w:r>
               <w:fldChar w:fldCharType="begin"/>
               <w:instrText xml:space="preserve">PAGEREF _Toc15 \h</w:instrText>
               <w:fldChar w:fldCharType="separate"/>
@@ -1314,22 +954,10 @@
               <w:rPr>
                 <w:rStyle w:val="1460"/>
               </w:rPr>
-            </w:r>
-            <w:r>
-              <w:rPr>
-                <w:rStyle w:val="1460"/>
-              </w:rPr>
               <w:t xml:space="preserve">3.5 Minha Conta</w:t>
             </w:r>
             <w:r>
-              <w:rPr>
-                <w:rStyle w:val="1460"/>
-              </w:rPr>
-            </w:r>
-            <w:r>
               <w:tab/>
-            </w:r>
-            <w:r>
               <w:fldChar w:fldCharType="begin"/>
               <w:instrText xml:space="preserve">PAGEREF _Toc16 \h</w:instrText>
               <w:fldChar w:fldCharType="separate"/>
@@ -1355,22 +983,10 @@
               <w:rPr>
                 <w:rStyle w:val="1460"/>
               </w:rPr>
-            </w:r>
-            <w:r>
-              <w:rPr>
-                <w:rStyle w:val="1460"/>
-              </w:rPr>
               <w:t xml:space="preserve">3.6 Contato e Ajuda</w:t>
             </w:r>
             <w:r>
-              <w:rPr>
-                <w:rStyle w:val="1460"/>
-              </w:rPr>
-            </w:r>
-            <w:r>
               <w:tab/>
-            </w:r>
-            <w:r>
               <w:fldChar w:fldCharType="begin"/>
               <w:instrText xml:space="preserve">PAGEREF _Toc17 \h</w:instrText>
               <w:fldChar w:fldCharType="separate"/>
@@ -1396,22 +1012,10 @@
               <w:rPr>
                 <w:rStyle w:val="1460"/>
               </w:rPr>
-            </w:r>
-            <w:r>
-              <w:rPr>
-                <w:rStyle w:val="1460"/>
-              </w:rPr>
               <w:t xml:space="preserve">4 PERFIL VISITANTE (SEM CADASTRO)</w:t>
             </w:r>
             <w:r>
-              <w:rPr>
-                <w:rStyle w:val="1460"/>
-              </w:rPr>
-            </w:r>
-            <w:r>
               <w:tab/>
-            </w:r>
-            <w:r>
               <w:fldChar w:fldCharType="begin"/>
               <w:instrText xml:space="preserve">PAGEREF _Toc18 \h</w:instrText>
               <w:fldChar w:fldCharType="separate"/>
@@ -1437,22 +1041,10 @@
               <w:rPr>
                 <w:rStyle w:val="1460"/>
               </w:rPr>
-            </w:r>
-            <w:r>
-              <w:rPr>
-                <w:rStyle w:val="1460"/>
-              </w:rPr>
               <w:t xml:space="preserve">4.1 O que o Visitante pode fazer</w:t>
             </w:r>
             <w:r>
-              <w:rPr>
-                <w:rStyle w:val="1460"/>
-              </w:rPr>
-            </w:r>
-            <w:r>
               <w:tab/>
-            </w:r>
-            <w:r>
               <w:fldChar w:fldCharType="begin"/>
               <w:instrText xml:space="preserve">PAGEREF _Toc19 \h</w:instrText>
               <w:fldChar w:fldCharType="separate"/>
@@ -1478,22 +1070,10 @@
               <w:rPr>
                 <w:rStyle w:val="1460"/>
               </w:rPr>
-            </w:r>
-            <w:r>
-              <w:rPr>
-                <w:rStyle w:val="1460"/>
-              </w:rPr>
               <w:t xml:space="preserve">4.2 O que exige conta</w:t>
             </w:r>
             <w:r>
-              <w:rPr>
-                <w:rStyle w:val="1460"/>
-              </w:rPr>
-            </w:r>
-            <w:r>
               <w:tab/>
-            </w:r>
-            <w:r>
               <w:fldChar w:fldCharType="begin"/>
               <w:instrText xml:space="preserve">PAGEREF _Toc20 \h</w:instrText>
               <w:fldChar w:fldCharType="separate"/>
@@ -1519,22 +1099,10 @@
               <w:rPr>
                 <w:rStyle w:val="1460"/>
               </w:rPr>
-            </w:r>
-            <w:r>
-              <w:rPr>
-                <w:rStyle w:val="1460"/>
-              </w:rPr>
               <w:t xml:space="preserve">5 PERFIL FUNCIONÁRIO</w:t>
             </w:r>
             <w:r>
-              <w:rPr>
-                <w:rStyle w:val="1460"/>
-              </w:rPr>
-            </w:r>
-            <w:r>
               <w:tab/>
-            </w:r>
-            <w:r>
               <w:fldChar w:fldCharType="begin"/>
               <w:instrText xml:space="preserve">PAGEREF _Toc21 \h</w:instrText>
               <w:fldChar w:fldCharType="separate"/>
@@ -1560,22 +1128,10 @@
               <w:rPr>
                 <w:rStyle w:val="1460"/>
               </w:rPr>
-            </w:r>
-            <w:r>
-              <w:rPr>
-                <w:rStyle w:val="1460"/>
-              </w:rPr>
               <w:t xml:space="preserve">5.1 Gerenciar ocorrências</w:t>
             </w:r>
             <w:r>
-              <w:rPr>
-                <w:rStyle w:val="1460"/>
-              </w:rPr>
-            </w:r>
-            <w:r>
               <w:tab/>
-            </w:r>
-            <w:r>
               <w:fldChar w:fldCharType="begin"/>
               <w:instrText xml:space="preserve">PAGEREF _Toc22 \h</w:instrText>
               <w:fldChar w:fldCharType="separate"/>
@@ -1601,22 +1157,10 @@
               <w:rPr>
                 <w:rStyle w:val="1460"/>
               </w:rPr>
-            </w:r>
-            <w:r>
-              <w:rPr>
-                <w:rStyle w:val="1460"/>
-              </w:rPr>
               <w:t xml:space="preserve">5.2 Encaminhar ao departamento responsável</w:t>
             </w:r>
             <w:r>
-              <w:rPr>
-                <w:rStyle w:val="1460"/>
-              </w:rPr>
-            </w:r>
-            <w:r>
               <w:tab/>
-            </w:r>
-            <w:r>
               <w:fldChar w:fldCharType="begin"/>
               <w:instrText xml:space="preserve">PAGEREF _Toc23 \h</w:instrText>
               <w:fldChar w:fldCharType="separate"/>
@@ -1642,22 +1186,10 @@
               <w:rPr>
                 <w:rStyle w:val="1460"/>
               </w:rPr>
-            </w:r>
-            <w:r>
-              <w:rPr>
-                <w:rStyle w:val="1460"/>
-              </w:rPr>
               <w:t xml:space="preserve">5.3 Departamentos</w:t>
             </w:r>
             <w:r>
-              <w:rPr>
-                <w:rStyle w:val="1460"/>
-              </w:rPr>
-            </w:r>
-            <w:r>
               <w:tab/>
-            </w:r>
-            <w:r>
               <w:fldChar w:fldCharType="begin"/>
               <w:instrText xml:space="preserve">PAGEREF _Toc24 \h</w:instrText>
               <w:fldChar w:fldCharType="separate"/>
@@ -1683,22 +1215,10 @@
               <w:rPr>
                 <w:rStyle w:val="1460"/>
               </w:rPr>
-            </w:r>
-            <w:r>
-              <w:rPr>
-                <w:rStyle w:val="1460"/>
-              </w:rPr>
               <w:t xml:space="preserve">5.4 Ocorrências agrupadas (mesmo problema)</w:t>
             </w:r>
             <w:r>
-              <w:rPr>
-                <w:rStyle w:val="1460"/>
-              </w:rPr>
-            </w:r>
-            <w:r>
               <w:tab/>
-            </w:r>
-            <w:r>
               <w:fldChar w:fldCharType="begin"/>
               <w:instrText xml:space="preserve">PAGEREF _Toc25 \h</w:instrText>
               <w:fldChar w:fldCharType="separate"/>
@@ -1724,22 +1244,10 @@
               <w:rPr>
                 <w:rStyle w:val="1460"/>
               </w:rPr>
-            </w:r>
-            <w:r>
-              <w:rPr>
-                <w:rStyle w:val="1460"/>
-              </w:rPr>
               <w:t xml:space="preserve">5.5 Estatísticas</w:t>
             </w:r>
             <w:r>
-              <w:rPr>
-                <w:rStyle w:val="1460"/>
-              </w:rPr>
-            </w:r>
-            <w:r>
               <w:tab/>
-            </w:r>
-            <w:r>
               <w:fldChar w:fldCharType="begin"/>
               <w:instrText xml:space="preserve">PAGEREF _Toc26 \h</w:instrText>
               <w:fldChar w:fldCharType="separate"/>
@@ -1765,22 +1273,10 @@
               <w:rPr>
                 <w:rStyle w:val="1460"/>
               </w:rPr>
-            </w:r>
-            <w:r>
-              <w:rPr>
-                <w:rStyle w:val="1460"/>
-              </w:rPr>
               <w:t xml:space="preserve">6 PERFIL ADMINISTRADOR DO MUNICÍPIO</w:t>
             </w:r>
             <w:r>
-              <w:rPr>
-                <w:rStyle w:val="1460"/>
-              </w:rPr>
-            </w:r>
-            <w:r>
               <w:tab/>
-            </w:r>
-            <w:r>
               <w:fldChar w:fldCharType="begin"/>
               <w:instrText xml:space="preserve">PAGEREF _Toc27 \h</w:instrText>
               <w:fldChar w:fldCharType="separate"/>
@@ -1806,22 +1302,10 @@
               <w:rPr>
                 <w:rStyle w:val="1460"/>
               </w:rPr>
-            </w:r>
-            <w:r>
-              <w:rPr>
-                <w:rStyle w:val="1460"/>
-              </w:rPr>
               <w:t xml:space="preserve">6.1 Gestão de usuários</w:t>
             </w:r>
             <w:r>
-              <w:rPr>
-                <w:rStyle w:val="1460"/>
-              </w:rPr>
-            </w:r>
-            <w:r>
               <w:tab/>
-            </w:r>
-            <w:r>
               <w:fldChar w:fldCharType="begin"/>
               <w:instrText xml:space="preserve">PAGEREF _Toc28 \h</w:instrText>
               <w:fldChar w:fldCharType="separate"/>
@@ -1847,22 +1331,10 @@
               <w:rPr>
                 <w:rStyle w:val="1460"/>
               </w:rPr>
-            </w:r>
-            <w:r>
-              <w:rPr>
-                <w:rStyle w:val="1460"/>
-              </w:rPr>
               <w:t xml:space="preserve">6.2 Visão geral</w:t>
             </w:r>
             <w:r>
-              <w:rPr>
-                <w:rStyle w:val="1460"/>
-              </w:rPr>
-            </w:r>
-            <w:r>
               <w:tab/>
-            </w:r>
-            <w:r>
               <w:fldChar w:fldCharType="begin"/>
               <w:instrText xml:space="preserve">PAGEREF _Toc29 \h</w:instrText>
               <w:fldChar w:fldCharType="separate"/>
@@ -1888,22 +1360,10 @@
               <w:rPr>
                 <w:rStyle w:val="1460"/>
               </w:rPr>
-            </w:r>
-            <w:r>
-              <w:rPr>
-                <w:rStyle w:val="1460"/>
-              </w:rPr>
               <w:t xml:space="preserve">7 PERFIL SUPER ADMINISTRADOR</w:t>
             </w:r>
             <w:r>
-              <w:rPr>
-                <w:rStyle w:val="1460"/>
-              </w:rPr>
-            </w:r>
-            <w:r>
               <w:tab/>
-            </w:r>
-            <w:r>
               <w:fldChar w:fldCharType="begin"/>
               <w:instrText xml:space="preserve">PAGEREF _Toc30 \h</w:instrText>
               <w:fldChar w:fldCharType="separate"/>
@@ -1929,22 +1389,10 @@
               <w:rPr>
                 <w:rStyle w:val="1460"/>
               </w:rPr>
-            </w:r>
-            <w:r>
-              <w:rPr>
-                <w:rStyle w:val="1460"/>
-              </w:rPr>
               <w:t xml:space="preserve">7.1 Criar administradores e super administradores</w:t>
             </w:r>
             <w:r>
-              <w:rPr>
-                <w:rStyle w:val="1460"/>
-              </w:rPr>
-            </w:r>
-            <w:r>
               <w:tab/>
-            </w:r>
-            <w:r>
               <w:fldChar w:fldCharType="begin"/>
               <w:instrText xml:space="preserve">PAGEREF _Toc31 \h</w:instrText>
               <w:fldChar w:fldCharType="separate"/>
@@ -1970,22 +1418,10 @@
               <w:rPr>
                 <w:rStyle w:val="1460"/>
               </w:rPr>
-            </w:r>
-            <w:r>
-              <w:rPr>
-                <w:rStyle w:val="1460"/>
-              </w:rPr>
               <w:t xml:space="preserve">7.2 Alcance do Super Administrador</w:t>
             </w:r>
             <w:r>
-              <w:rPr>
-                <w:rStyle w:val="1460"/>
-              </w:rPr>
-            </w:r>
-            <w:r>
               <w:tab/>
-            </w:r>
-            <w:r>
               <w:fldChar w:fldCharType="begin"/>
               <w:instrText xml:space="preserve">PAGEREF _Toc32 \h</w:instrText>
               <w:fldChar w:fldCharType="separate"/>
@@ -2011,22 +1447,10 @@
               <w:rPr>
                 <w:rStyle w:val="1460"/>
               </w:rPr>
-            </w:r>
-            <w:r>
-              <w:rPr>
-                <w:rStyle w:val="1460"/>
-              </w:rPr>
               <w:t xml:space="preserve">8 PERGUNTAS FREQUENTES</w:t>
             </w:r>
             <w:r>
-              <w:rPr>
-                <w:rStyle w:val="1460"/>
-              </w:rPr>
-            </w:r>
-            <w:r>
               <w:tab/>
-            </w:r>
-            <w:r>
               <w:fldChar w:fldCharType="begin"/>
               <w:instrText xml:space="preserve">PAGEREF _Toc33 \h</w:instrText>
               <w:fldChar w:fldCharType="separate"/>
@@ -2052,22 +1476,10 @@
               <w:rPr>
                 <w:rStyle w:val="1460"/>
               </w:rPr>
-            </w:r>
-            <w:r>
-              <w:rPr>
-                <w:rStyle w:val="1460"/>
-              </w:rPr>
               <w:t xml:space="preserve">9 SUPORTE</w:t>
             </w:r>
             <w:r>
-              <w:rPr>
-                <w:rStyle w:val="1460"/>
-              </w:rPr>
-            </w:r>
-            <w:r>
               <w:tab/>
-            </w:r>
-            <w:r>
               <w:fldChar w:fldCharType="begin"/>
               <w:instrText xml:space="preserve">PAGEREF _Toc34 \h</w:instrText>
               <w:fldChar w:fldCharType="separate"/>
@@ -2097,7 +1509,6 @@
             <w:fldChar w:fldCharType="end"/>
           </w:r>
           <w:r/>
-          <w:r/>
         </w:p>
       </w:sdtContent>
     </w:sdt>
@@ -2122,7 +1533,6 @@
         </w:sectPr>
       </w:pPr>
       <w:r/>
-      <w:r/>
     </w:p>
     <w:p>
       <w:pPr>
@@ -2139,7 +1549,6 @@
       </w:r>
       <w:bookmarkEnd w:id="1"/>
       <w:r/>
-      <w:r/>
     </w:p>
     <w:p>
       <w:pPr>
@@ -2149,12 +1558,8 @@
         <w:rPr/>
       </w:pPr>
       <w:r>
-        <w:t xml:space="preserve">O Fala, Cidade! é um sistema que aproxima o cidadão da administração pública munici</w:t>
+        <w:t xml:space="preserve">O Fala, Cidade! é um sistema que aproxima o cidadão da administração pública municipal. Por meio dele, qualquer pessoa pode registrar ocorrências de zeladoria urbana — como buracos em vias, iluminação precária, descarte irregular de lixo ou má conservação de espaços públicos — e acompanhar o andamento da solução pelo número de protocolo.</w:t>
       </w:r>
-      <w:r>
-        <w:t xml:space="preserve">pal. Por meio dele, qualquer pessoa pode registrar ocorrências de zeladoria urbana — como buracos em vias, iluminação precária, descarte irregular de lixo ou má conservação de espaços públicos — e acompanhar o andamento da solução pelo número de protocolo.</w:t>
-      </w:r>
-      <w:r/>
     </w:p>
     <w:p>
       <w:pPr>
@@ -2166,7 +1571,6 @@
       <w:r>
         <w:t xml:space="preserve">Este manual explica, passo a passo, como utilizar o sistema em cada perfil de usuário: Cidadão, Visitante (sem cadastro), Funcionário da administração pública, Administrador do município e Super Administrador.</w:t>
       </w:r>
-      <w:r/>
     </w:p>
     <w:p>
       <w:pPr>
@@ -2182,7 +1586,6 @@
         <w:t xml:space="preserve">1.1 Requisitos para uso</w:t>
       </w:r>
       <w:bookmarkEnd w:id="2"/>
-      <w:r/>
       <w:r/>
     </w:p>
     <w:p>
@@ -2223,7 +1626,6 @@
       <w:r>
         <w:t xml:space="preserve">.</w:t>
       </w:r>
-      <w:r/>
     </w:p>
     <w:p>
       <w:pPr>
@@ -2236,7 +1638,6 @@
       <w:r>
         <w:t xml:space="preserve">Conexão com a internet.</w:t>
       </w:r>
-      <w:r/>
     </w:p>
     <w:p>
       <w:pPr>
@@ -2249,7 +1650,6 @@
       <w:r>
         <w:t xml:space="preserve">Um endereço de e-mail válido (para criar conta e receber notificações).</w:t>
       </w:r>
-      <w:r/>
     </w:p>
     <w:p>
       <w:pPr>
@@ -2266,7 +1666,6 @@
       </w:r>
       <w:bookmarkEnd w:id="3"/>
       <w:r/>
-      <w:r/>
     </w:p>
     <w:p>
       <w:pPr>
@@ -2278,7 +1677,6 @@
       <w:r>
         <w:t xml:space="preserve">O Fala, Cidade! é um aplicativo web progressivo (PWA): pode ser instalado na tela inicial do celular ou do computador, sem loja de aplicativos.</w:t>
       </w:r>
-      <w:r/>
     </w:p>
     <w:p>
       <w:pPr>
@@ -2291,7 +1689,6 @@
       <w:r>
         <w:t xml:space="preserve">Abra o endereço do sistema no navegador do celular.</w:t>
       </w:r>
-      <w:r/>
     </w:p>
     <w:p>
       <w:pPr>
@@ -2304,7 +1701,6 @@
       <w:r>
         <w:t xml:space="preserve">No menu do navegador, toque em “Adicionar à tela inicial” (Android/Chrome) ou “Compartilhar → Adicionar à Tela de Início” (iPhone/Safari).</w:t>
       </w:r>
-      <w:r/>
     </w:p>
     <w:p>
       <w:pPr>
@@ -2317,7 +1713,6 @@
       <w:r>
         <w:t xml:space="preserve">Confirme. O ícone do Fala, Cidade! aparecerá na tela inicial, como um aplicativo comum.</w:t>
       </w:r>
-      <w:r/>
     </w:p>
     <w:p>
       <w:pPr>
@@ -2334,7 +1729,6 @@
       </w:r>
       <w:bookmarkEnd w:id="4"/>
       <w:r/>
-      <w:r/>
     </w:p>
     <w:p>
       <w:pPr>
@@ -2346,7 +1740,6 @@
       <w:r>
         <w:t xml:space="preserve">Em todas as telas, no canto inferior direito, há controles fixos de acessibilidade:</w:t>
       </w:r>
-      <w:r/>
     </w:p>
     <w:p>
       <w:pPr>
@@ -2365,7 +1758,6 @@
       <w:r>
         <w:t xml:space="preserve"> — diminui, restaura ou aumenta o tamanho das letras (6 níveis).</w:t>
       </w:r>
-      <w:r/>
     </w:p>
     <w:p>
       <w:pPr>
@@ -2384,7 +1776,6 @@
       <w:r>
         <w:t xml:space="preserve"> — alterna entre o tema claro e o tema escuro.</w:t>
       </w:r>
-      <w:r/>
     </w:p>
     <w:p>
       <w:pPr>
@@ -2396,7 +1787,6 @@
       <w:r>
         <w:t xml:space="preserve">As preferências ficam salvas no dispositivo e valem para as próximas visitas.</w:t>
       </w:r>
-      <w:r/>
     </w:p>
     <w:p>
       <w:pPr>
@@ -2413,7 +1803,6 @@
       </w:r>
       <w:bookmarkEnd w:id="5"/>
       <w:r/>
-      <w:r/>
     </w:p>
     <w:p>
       <w:pPr>
@@ -2430,7 +1819,6 @@
       </w:r>
       <w:bookmarkEnd w:id="6"/>
       <w:r/>
-      <w:r/>
     </w:p>
     <w:p>
       <w:pPr>
@@ -2443,7 +1831,6 @@
       <w:r>
         <w:t xml:space="preserve">Na tela de entrada, toque em “Criar conta”.</w:t>
       </w:r>
-      <w:r/>
     </w:p>
     <w:p>
       <w:pPr>
@@ -2454,9 +1841,8 @@
         <w:rPr/>
       </w:pPr>
       <w:r>
-        <w:t xml:space="preserve">Preencha nome completo, e-mail, senha e data de nascimento. O telefone é opcional.</w:t>
+        <w:t xml:space="preserve">O cadastro é feito em 6 etapas, com uma pergunta por tela. A barra de progresso, na parte de baixo, indica “Etapa X de 6”. O botão “Continuar” (ou a tecla Enter) avança para a etapa seguinte; o botão “← Voltar” retorna à etapa anterior sem perder o que já foi digitado — na primeira etapa, ele volta à tela de entrada.</w:t>
       </w:r>
-      <w:r/>
     </w:p>
     <w:p>
       <w:pPr>
@@ -2467,9 +1853,14 @@
         <w:rPr/>
       </w:pPr>
       <w:r>
-        <w:t xml:space="preserve">Informe a UF e o município onde você mora: o município só fica disponível depois que a UF for informada, e as duas listas se completam enquanto você digita.</w:t>
+        <w:rPr>
+          <w:b/>
+        </w:rPr>
+        <w:t xml:space="preserve">Etapa 1 — “Como você se chama?”</w:t>
       </w:r>
-      <w:r/>
+      <w:r>
+        <w:t xml:space="preserve">: informe o nome completo.</w:t>
+      </w:r>
     </w:p>
     <w:p>
       <w:pPr>
@@ -2480,9 +1871,14 @@
         <w:rPr/>
       </w:pPr>
       <w:r>
-        <w:t xml:space="preserve">A senha deve ter no mínimo 8 caracteres, com letra, número e caractere especial (@$!%*#?&amp;).</w:t>
+        <w:rPr>
+          <w:b/>
+        </w:rPr>
+        <w:t xml:space="preserve">Etapa 2 — “Qual é o seu e-mail?”</w:t>
       </w:r>
-      <w:r/>
+      <w:r>
+        <w:t xml:space="preserve">: informe o e-mail.</w:t>
+      </w:r>
     </w:p>
     <w:p>
       <w:pPr>
@@ -2493,9 +1889,14 @@
         <w:rPr/>
       </w:pPr>
       <w:r>
-        <w:t xml:space="preserve">Leia e aceite os Termos de Uso e a Política de Privacidade (LGPD).</w:t>
+        <w:rPr>
+          <w:b/>
+        </w:rPr>
+        <w:t xml:space="preserve">Etapa 3 — “Quando você nasceu?”</w:t>
       </w:r>
-      <w:r/>
+      <w:r>
+        <w:t xml:space="preserve">: informe a data de nascimento no formato dd/mm/aaaa (as barras são inseridas automaticamente). A data precisa existir no calendário, não pode ser futura e deve ser a partir de 1900. Nesta etapa também pode ser informado o telefone, que é opcional; cada número de celular só pode estar vinculado a uma única conta.</w:t>
+      </w:r>
     </w:p>
     <w:p>
       <w:pPr>
@@ -2506,9 +1907,14 @@
         <w:rPr/>
       </w:pPr>
       <w:r>
-        <w:t xml:space="preserve">Se desejar, ative a verificação em duas etapas por e-mail (MFA) já no cadastro.</w:t>
+        <w:rPr>
+          <w:b/>
+        </w:rPr>
+        <w:t xml:space="preserve">Etapa 4 — “Onde você mora?”</w:t>
       </w:r>
-      <w:r/>
+      <w:r>
+        <w:t xml:space="preserve">: informe a UF e o município onde você mora. O município só fica disponível depois que a UF for informada, e as duas listas se completam enquanto você digita.</w:t>
+      </w:r>
     </w:p>
     <w:p>
       <w:pPr>
@@ -2519,7 +1925,63 @@
         <w:rPr/>
       </w:pPr>
       <w:r>
-        <w:t xml:space="preserve">Toque em “Cadastrar”. Você receberá um e-mail de boas-vindas.</w:t>
+        <w:rPr>
+          <w:b/>
+        </w:rPr>
+        <w:t xml:space="preserve">Etapa 5 — “Crie sua senha”</w:t>
+      </w:r>
+      <w:r>
+        <w:t xml:space="preserve">: digite e confirme a senha. Ela deve ter no mínimo 8 caracteres, com letra, número e caractere especial (@$!%*#?&amp;); cada regra fica verde à medida que é atendida.</w:t>
+      </w:r>
+    </w:p>
+    <w:p>
+      <w:pPr>
+        <w:pStyle w:val="1477"/>
+        <w:pBdr/>
+        <w:spacing w:before="240" w:after="240" w:line="360" w:lineRule="auto"/>
+        <w:ind w:firstLine="0" w:left="709"/>
+        <w:rPr/>
+      </w:pPr>
+      <w:r>
+        <w:rPr>
+          <w:b/>
+        </w:rPr>
+        <w:t xml:space="preserve">Etapa 6 — “Quase lá!”</w:t>
+      </w:r>
+      <w:r>
+        <w:t xml:space="preserve">: leia e aceite os Termos de Uso e a Política de Privacidade (LGPD) e, se desejar, ative a verificação em duas etapas por e-mail (MFA) já no cadastro.</w:t>
+      </w:r>
+    </w:p>
+    <w:p>
+      <w:pPr>
+        <w:pStyle w:val="1477"/>
+        <w:pBdr/>
+        <w:spacing w:before="240" w:after="240" w:line="360" w:lineRule="auto"/>
+        <w:ind w:firstLine="0" w:left="709"/>
+        <w:rPr/>
+      </w:pPr>
+      <w:r>
+        <w:t xml:space="preserve">Toque em “Criar conta”. Você receberá um e-mail de boas-vindas.</w:t>
+      </w:r>
+    </w:p>
+    <w:p>
+      <w:pPr>
+        <w:pBdr/>
+        <w:spacing w:before="240" w:after="240" w:line="360" w:lineRule="auto"/>
+        <w:ind/>
+        <w:rPr/>
+      </w:pPr>
+      <w:r>
+        <w:rPr>
+          <w:b/>
+        </w:rPr>
+        <w:t xml:space="preserve">Observação: </w:t>
+      </w:r>
+      <w:r>
+        <w:rPr>
+          <w:i/>
+        </w:rPr>
+        <w:t xml:space="preserve">Se o e-mail ou o celular informado já estiver cadastrado em outra conta, o sistema retorna à etapa do campo repetido e exibe o aviso no próprio campo (por exemplo, “Este celular já está cadastrado em outra conta.”).</w:t>
       </w:r>
       <w:r/>
     </w:p>
@@ -2600,7 +2062,6 @@
           </mc:Fallback>
         </mc:AlternateContent>
       </w:r>
-      <w:r/>
     </w:p>
     <w:p>
       <w:pPr>
@@ -2615,7 +2076,7 @@
         <w:rPr>
           <w:sz w:val="20"/>
         </w:rPr>
-        <w:t xml:space="preserve">FIGURA 1 – Tela de cadastro de novo usuário</w:t>
+        <w:t xml:space="preserve">FIGURA 1 – Tela de cadastro de novo usuário (primeira etapa)</w:t>
       </w:r>
       <w:r/>
     </w:p>
@@ -2651,7 +2112,6 @@
       </w:r>
       <w:bookmarkEnd w:id="7"/>
       <w:r/>
-      <w:r/>
     </w:p>
     <w:p>
       <w:pPr>
@@ -2664,7 +2124,6 @@
       <w:r>
         <w:t xml:space="preserve">Informe e-mail e senha e toque em “Entrar”.</w:t>
       </w:r>
-      <w:r/>
     </w:p>
     <w:p>
       <w:pPr>
@@ -2675,9 +2134,20 @@
         <w:rPr/>
       </w:pPr>
       <w:r>
-        <w:t xml:space="preserve">Se a verificação em duas etapas (MFA) estiver ativa, digite o código de 6 dígitos do aplicativo autenticador ou o código enviado ao seu e-mail.</w:t>
+        <w:t xml:space="preserve">Se a verificação em duas etapas (MFA) estiver ativa, escolha como validar o código: a tela mostra apenas os métodos ativos na sua conta — aplicativo autenticador, e-mail ou SMS. Quando há um único método ativo, a escolha é dispensada e o sistema segue direto para ele.</w:t>
       </w:r>
-      <w:r/>
+    </w:p>
+    <w:p>
+      <w:pPr>
+        <w:pStyle w:val="1477"/>
+        <w:pBdr/>
+        <w:spacing w:before="240" w:after="240" w:line="360" w:lineRule="auto"/>
+        <w:ind w:firstLine="0" w:left="709"/>
+        <w:rPr/>
+      </w:pPr>
+      <w:r>
+        <w:t xml:space="preserve">Digite o código de 6 dígitos gerado pelo aplicativo autenticador, enviado ao seu e-mail ou enviado por SMS ao seu celular. Nos métodos por e-mail e por SMS, o botão “Reenviar código” envia um novo código; no SMS, o reenvio fica disponível a cada 60 segundos.</w:t>
+      </w:r>
     </w:p>
     <w:p>
       <w:pPr>
@@ -2696,7 +2166,7 @@
         <w:rPr>
           <w:i/>
         </w:rPr>
-        <w:t xml:space="preserve">Funcionários e Administradores são obrigados a manter ao menos um método de verificação (MFA) ativo.</w:t>
+        <w:t xml:space="preserve">Funcionários e Administradores são obrigados a manter ao menos um método de verificação (MFA) ativo — aplicativo autenticador, e-mail ou SMS.</w:t>
       </w:r>
       <w:r/>
     </w:p>
@@ -2711,13 +2181,7 @@
         <w:rPr>
           <w:b/>
         </w:rPr>
-        <w:t xml:space="preserve">Observação: Localização: o próprio navegador pergunta se você permite o uso da sua localização — ao abrir a tela de entrada e,</w:t>
-      </w:r>
-      <w:r>
-        <w:rPr>
-          <w:b/>
-        </w:rPr>
-        <w:t xml:space="preserve"> se você já estiver conectado, ao abrir a tela inicial. Permitindo, as telas abrem no município onde você está; recusando, você vê as ocorrências de todos os municípios. A escolha pode ser trocada a qualquer momento no seletor de município da tela inicial.</w:t>
+        <w:t xml:space="preserve">Observação: Localização: o próprio navegador pergunta se você permite o uso da sua localização — ao abrir a tela de entrada e, se você já estiver conectado, ao abrir a tela inicial. Permitindo, as telas abrem no município onde você está; recusando, você vê as ocorrências de todos os municípios. A escolha pode ser trocada a qualquer momento no seletor de município da tela inicial.</w:t>
       </w:r>
       <w:r/>
     </w:p>
@@ -2798,7 +2262,6 @@
           </mc:Fallback>
         </mc:AlternateContent>
       </w:r>
-      <w:r/>
     </w:p>
     <w:p>
       <w:pPr>
@@ -2849,7 +2312,6 @@
       </w:r>
       <w:bookmarkEnd w:id="8"/>
       <w:r/>
-      <w:r/>
     </w:p>
     <w:p>
       <w:pPr>
@@ -2862,7 +2324,6 @@
       <w:r>
         <w:t xml:space="preserve">Na tela de entrada, toque em “Esqueci minha senha”.</w:t>
       </w:r>
-      <w:r/>
     </w:p>
     <w:p>
       <w:pPr>
@@ -2875,7 +2336,6 @@
       <w:r>
         <w:t xml:space="preserve">Informe o e-mail cadastrado — você receberá um link/código de recuperação.</w:t>
       </w:r>
-      <w:r/>
     </w:p>
     <w:p>
       <w:pPr>
@@ -2888,7 +2348,6 @@
       <w:r>
         <w:t xml:space="preserve">Defina a nova senha seguindo a política de segurança.</w:t>
       </w:r>
-      <w:r/>
     </w:p>
     <w:p>
       <w:pPr>
@@ -2905,7 +2364,6 @@
       </w:r>
       <w:bookmarkEnd w:id="9"/>
       <w:r/>
-      <w:r/>
     </w:p>
     <w:p>
       <w:pPr>
@@ -2917,7 +2375,6 @@
       <w:r>
         <w:t xml:space="preserve">Na tela de entrada, o botão “Entrar como Usuário Anônimo” dá acesso ao sistema sem criar conta. O Visitante pode ver o mapa e as ocorrências, consultar protocolos e registrar ocorrências anônimas — os detalhes estão na Seção 4.</w:t>
       </w:r>
-      <w:r/>
     </w:p>
     <w:p>
       <w:pPr>
@@ -2934,7 +2391,6 @@
       </w:r>
       <w:bookmarkEnd w:id="10"/>
       <w:r/>
-      <w:r/>
     </w:p>
     <w:p>
       <w:pPr>
@@ -2951,7 +2407,6 @@
       </w:r>
       <w:bookmarkEnd w:id="11"/>
       <w:r/>
-      <w:r/>
     </w:p>
     <w:p>
       <w:pPr>
@@ -2961,15 +2416,8 @@
         <w:rPr/>
       </w:pPr>
       <w:r>
-        <w:t xml:space="preserve">Após entrar, a tela inicial mostra as ocorrências recentes e o Mapa de Ocorrências da cidade. Acima do mapa há filtros por bairro, categoria e status, além do b</w:t>
+        <w:t xml:space="preserve">Após entrar, a tela inicial mostra as ocorrências recentes e o Mapa de Ocorrências da cidade. Acima do mapa há filtros por bairro, categoria e status, além do botão “Limpar”. Cada ocorrência aparece como um ponto colorido conforme o status: O primeiro seletor, acima dos demais, escolhe o município: ao selecionar um município, o mapa se desloca até ele e os números, o mapa e a lista de recentes passam a mostrar apenas aquele município; a opção “Todos os municípios” mostra tudo de novo. A lista do seletor traz os municípios que já têm ocorrências, mais o município do seu cadastro — por isso ele aparece ali mesmo que ainda não haja nenhuma ocorrência registrada nele.</w:t>
       </w:r>
-      <w:r>
-        <w:t xml:space="preserve">otão “Limpar”. Cada ocorrência aparece como um ponto colorido conforme o status: O primeiro seletor, acima dos demais, escolhe o município: ao selecionar um município, o mapa se desloca até ele e os números, o mapa e a lista de recentes passam a mostrar ap</w:t>
-      </w:r>
-      <w:r>
-        <w:t xml:space="preserve">enas aquele município; a opção “Todos os municípios” mostra tudo de novo. A lista do seletor traz os municípios que já têm ocorrências, mais o município do seu cadastro — por isso ele aparece ali mesmo que ainda não haja nenhuma ocorrência registrada nele.</w:t>
-      </w:r>
-      <w:r/>
     </w:p>
     <w:tbl>
       <w:tblPr>
@@ -3342,7 +2790,6 @@
       <w:r>
         <w:t xml:space="preserve">Ao tocar em um ponto do mapa, um balão mostra o título, o endereço, o status e a quantidade de apoios da ocorrência.</w:t>
       </w:r>
-      <w:r/>
     </w:p>
     <w:p>
       <w:pPr>
@@ -3421,7 +2868,6 @@
           </mc:Fallback>
         </mc:AlternateContent>
       </w:r>
-      <w:r/>
     </w:p>
     <w:p>
       <w:pPr>
@@ -3472,7 +2918,6 @@
       </w:r>
       <w:bookmarkEnd w:id="12"/>
       <w:r/>
-      <w:r/>
     </w:p>
     <w:p>
       <w:pPr>
@@ -3485,7 +2930,6 @@
       <w:r>
         <w:t xml:space="preserve">No menu, toque em “Nova Ocorrência”.</w:t>
       </w:r>
-      <w:r/>
     </w:p>
     <w:p>
       <w:pPr>
@@ -3498,7 +2942,6 @@
       <w:r>
         <w:t xml:space="preserve">Dados da ocorrência: informe título e descrição detalhada (obrigatórios).</w:t>
       </w:r>
-      <w:r/>
     </w:p>
     <w:p>
       <w:pPr>
@@ -3511,7 +2954,6 @@
       <w:r>
         <w:t xml:space="preserve">Categoria da ocorrência: escolha a categoria (ex.: Buraco na Rua, Iluminação Pública). A prioridade é definida automaticamente pelo sistema.</w:t>
       </w:r>
-      <w:r/>
     </w:p>
     <w:p>
       <w:pPr>
@@ -3522,12 +2964,8 @@
         <w:rPr/>
       </w:pPr>
       <w:r>
-        <w:t xml:space="preserve">Localização: permita o uso da sua localização OU toque no ponto exato no mapa — logradouro, bairro e município são preen</w:t>
+        <w:t xml:space="preserve">Localização: permita o uso da sua localização OU toque no ponto exato no mapa — logradouro, bairro e município são preenchidos automaticamente. O número e o ponto de referência podem ser digitados. A UF e o município também podem ser digitados: o município só é oferecido depois da UF. Você pode registrar ocorrências em qualquer município, inclusive fora daquele em que mora.</w:t>
       </w:r>
-      <w:r>
-        <w:t xml:space="preserve">chidos automaticamente. O número e o ponto de referência podem ser digitados. A UF e o município também podem ser digitados: o município só é oferecido depois da UF. Você pode registrar ocorrências em qualquer município, inclusive fora daquele em que mora.</w:t>
-      </w:r>
-      <w:r/>
     </w:p>
     <w:p>
       <w:pPr>
@@ -3540,7 +2978,6 @@
       <w:r>
         <w:t xml:space="preserve">Se o município escolhido ainda não tiver equipe no Fala, Cidade!, um aviso é exibido antes do envio. O registro continua sendo possível: a ocorrência fica guardada com o seu protocolo e passa a ser atendida quando o município aderir.</w:t>
       </w:r>
-      <w:r/>
     </w:p>
     <w:p>
       <w:pPr>
@@ -3553,7 +2990,6 @@
       <w:r>
         <w:t xml:space="preserve">Fotos: anexe até 3 fotos do problema (opcional, mas recomendado).</w:t>
       </w:r>
-      <w:r/>
     </w:p>
     <w:p>
       <w:pPr>
@@ -3566,7 +3002,6 @@
       <w:r>
         <w:t xml:space="preserve">Se preferir não se identificar, marque “Enviar como anônima”.</w:t>
       </w:r>
-      <w:r/>
     </w:p>
     <w:p>
       <w:pPr>
@@ -3579,7 +3014,6 @@
       <w:r>
         <w:t xml:space="preserve">Toque em “Registrar”. Guarde o número de protocolo exibido — ele também é enviado ao seu e-mail.</w:t>
       </w:r>
-      <w:r/>
     </w:p>
     <w:p>
       <w:pPr>
@@ -3700,7 +3134,6 @@
           </mc:Fallback>
         </mc:AlternateContent>
       </w:r>
-      <w:r/>
     </w:p>
     <w:p>
       <w:pPr>
@@ -3751,7 +3184,6 @@
       </w:r>
       <w:bookmarkEnd w:id="13"/>
       <w:r/>
-      <w:r/>
     </w:p>
     <w:p>
       <w:pPr>
@@ -3761,12 +3193,8 @@
         <w:rPr/>
       </w:pPr>
       <w:r>
-        <w:t xml:space="preserve">Se já existir uma ocorrência ativa da mesma categor</w:t>
+        <w:t xml:space="preserve">Se já existir uma ocorrência ativa da mesma categoria a até 50 metros do local informado, o sistema exibirá um alerta com as ocorrências parecidas. Em vez de criar um protocolo repetido, você pode tocar em “Apoiar” para reforçar a ocorrência existente — quanto mais apoios, maior a visibilidade do problema.</w:t>
       </w:r>
-      <w:r>
-        <w:t xml:space="preserve">ia a até 50 metros do local informado, o sistema exibirá um alerta com as ocorrências parecidas. Em vez de criar um protocolo repetido, você pode tocar em “Apoiar” para reforçar a ocorrência existente — quanto mais apoios, maior a visibilidade do problema.</w:t>
-      </w:r>
-      <w:r/>
     </w:p>
     <w:p>
       <w:pPr>
@@ -3782,7 +3210,6 @@
         <w:t xml:space="preserve">3.3 Acompanhar suas ocorrências</w:t>
       </w:r>
       <w:bookmarkEnd w:id="14"/>
-      <w:r/>
       <w:r/>
     </w:p>
     <w:p>
@@ -3802,7 +3229,6 @@
       <w:r>
         <w:t xml:space="preserve">: lista tudo o que você registrou, com filtros e agrupamento por categoria, bairro ou status.</w:t>
       </w:r>
-      <w:r/>
     </w:p>
     <w:p>
       <w:pPr>
@@ -3830,7 +3256,6 @@
       <w:r>
         <w:t xml:space="preserve"> completo (cada mudança de status, com data e mensagem da equipe).</w:t>
       </w:r>
-      <w:r/>
     </w:p>
     <w:p>
       <w:pPr>
@@ -3849,7 +3274,6 @@
       <w:r>
         <w:t xml:space="preserve">: você recebe uma mensagem a cada mudança de status, incluindo a mensagem da equipe, quando houver.</w:t>
       </w:r>
-      <w:r/>
     </w:p>
     <w:p>
       <w:pPr>
@@ -3877,7 +3301,6 @@
       <w:r>
         <w:t xml:space="preserve"> exibido no registro; use o botão “Acompanhar ocorrência anônima” para consultá-la.</w:t>
       </w:r>
-      <w:r/>
     </w:p>
     <w:p>
       <w:pPr>
@@ -3956,7 +3379,6 @@
           </mc:Fallback>
         </mc:AlternateContent>
       </w:r>
-      <w:r/>
     </w:p>
     <w:p>
       <w:pPr>
@@ -4007,7 +3429,6 @@
       </w:r>
       <w:bookmarkEnd w:id="15"/>
       <w:r/>
-      <w:r/>
     </w:p>
     <w:p>
       <w:pPr>
@@ -4019,7 +3440,6 @@
       <w:r>
         <w:t xml:space="preserve">Na tela de detalhes de qualquer ocorrência, toque em “🤝 Apoiar”. O contador de apoios ajuda a prefeitura a priorizar os problemas que afetam mais pessoas. Cada cidadão pode apoiar uma ocorrência apenas uma vez.</w:t>
       </w:r>
-      <w:r/>
     </w:p>
     <w:p>
       <w:pPr>
@@ -4035,7 +3455,6 @@
         <w:t xml:space="preserve">3.5 Minha Conta</w:t>
       </w:r>
       <w:bookmarkEnd w:id="16"/>
-      <w:r/>
       <w:r/>
     </w:p>
     <w:p>
@@ -4055,7 +3474,6 @@
       <w:r>
         <w:t xml:space="preserve">: edite nome, telefone, CEP, logradouro, número, bairro e município e toque em “Salvar dados”.</w:t>
       </w:r>
-      <w:r/>
     </w:p>
     <w:p>
       <w:pPr>
@@ -4074,7 +3492,6 @@
       <w:r>
         <w:t xml:space="preserve">: exige a senha atual e uma nova senha dentro da política de segurança.</w:t>
       </w:r>
-      <w:r/>
     </w:p>
     <w:p>
       <w:pPr>
@@ -4091,9 +3508,26 @@
         <w:t xml:space="preserve">Verificação em duas etapas (MFA)</w:t>
       </w:r>
       <w:r>
-        <w:t xml:space="preserve">: ative/desative o aplicativo autenticador (QR Code) ou o código por e-mail. A desativação sempre exige o código do método.</w:t>
+        <w:t xml:space="preserve">: ative/desative o aplicativo autenticador (QR Code), o código por e-mail ou o código por SMS. A desativação sempre exige o código do método.</w:t>
       </w:r>
-      <w:r/>
+    </w:p>
+    <w:p>
+      <w:pPr>
+        <w:pStyle w:val="1477"/>
+        <w:pBdr/>
+        <w:spacing w:before="240" w:after="240" w:line="360" w:lineRule="auto"/>
+        <w:ind w:firstLine="0" w:left="709"/>
+        <w:rPr/>
+      </w:pPr>
+      <w:r>
+        <w:rPr>
+          <w:b/>
+        </w:rPr>
+        <w:t xml:space="preserve">MFA por SMS</w:t>
+      </w:r>
+      <w:r>
+        <w:t xml:space="preserve">: para ativar, toque em “Ativar”, confirme o número do celular (DDD + 9 dígitos; telefone fixo não é aceito) e digite o código de 6 dígitos recebido por SMS. Para desativar, toque em “Desativar” e digite o código enviado ao celular. O botão “Reenviar código” fica disponível a cada 60 segundos, e o número ativo aparece mascarado, como “(35) 9****-1234”. O celular não pode estar vinculado a outra conta.</w:t>
+      </w:r>
     </w:p>
     <w:p>
       <w:pPr>
@@ -4110,9 +3544,8 @@
         <w:t xml:space="preserve">Zona de Perigo — Excluir conta</w:t>
       </w:r>
       <w:r>
-        <w:t xml:space="preserve">: remove definitivamente a conta e os dados pessoais (LGPD). Se houver MFA ativo, um código de confirmação é exigido.</w:t>
+        <w:t xml:space="preserve">: remove definitivamente a conta e os dados pessoais (LGPD). Se houver MFA ativo, um código de confirmação é exigido — enviado por e-mail, gerado pelo aplicativo autenticador ou enviado por SMS, conforme os métodos ativos.</w:t>
       </w:r>
-      <w:r/>
     </w:p>
     <w:p>
       <w:pPr>
@@ -4129,7 +3562,6 @@
       </w:r>
       <w:bookmarkEnd w:id="17"/>
       <w:r/>
-      <w:r/>
     </w:p>
     <w:p>
       <w:pPr>
@@ -4141,7 +3573,6 @@
       <w:r>
         <w:t xml:space="preserve">Use a página “Contato” para enviar dúvidas, sugestões ou reclamações diretamente à equipe do sistema. A “Central de Ajuda” traz orientações rápidas de uso.</w:t>
       </w:r>
-      <w:r/>
     </w:p>
     <w:p>
       <w:pPr>
@@ -4158,7 +3589,6 @@
       </w:r>
       <w:bookmarkEnd w:id="18"/>
       <w:r/>
-      <w:r/>
     </w:p>
     <w:p>
       <w:pPr>
@@ -4170,7 +3600,6 @@
       <w:r>
         <w:t xml:space="preserve">O Visitante acessa o sistema pelo botão “Entrar como Usuário Anônimo”, sem informar nenhum dado pessoal.</w:t>
       </w:r>
-      <w:r/>
     </w:p>
     <w:p>
       <w:pPr>
@@ -4187,7 +3616,6 @@
       </w:r>
       <w:bookmarkEnd w:id="19"/>
       <w:r/>
-      <w:r/>
     </w:p>
     <w:p>
       <w:pPr>
@@ -4200,7 +3628,6 @@
       <w:r>
         <w:t xml:space="preserve">Ver o mapa e a lista de todas as ocorrências (sem os dados pessoais dos autores).</w:t>
       </w:r>
-      <w:r/>
     </w:p>
     <w:p>
       <w:pPr>
@@ -4213,7 +3640,6 @@
       <w:r>
         <w:t xml:space="preserve">Consultar um protocolo ou código de acompanhamento.</w:t>
       </w:r>
-      <w:r/>
     </w:p>
     <w:p>
       <w:pPr>
@@ -4226,7 +3652,6 @@
       <w:r>
         <w:t xml:space="preserve">Registrar ocorrência anônima — o formulário envia automaticamente como anônima (limite de 3 por dia por dispositivo).</w:t>
       </w:r>
-      <w:r/>
     </w:p>
     <w:p>
       <w:pPr>
@@ -4243,7 +3668,6 @@
       </w:r>
       <w:bookmarkEnd w:id="20"/>
       <w:r/>
-      <w:r/>
     </w:p>
     <w:p>
       <w:pPr>
@@ -4256,7 +3680,6 @@
       <w:r>
         <w:t xml:space="preserve">Apoiar uma ocorrência — ao tentar, o sistema oferece o login/cadastro.</w:t>
       </w:r>
-      <w:r/>
     </w:p>
     <w:p>
       <w:pPr>
@@ -4269,7 +3692,6 @@
       <w:r>
         <w:t xml:space="preserve">Registrar ocorrência identificada, editar dados e receber notificações por e-mail.</w:t>
       </w:r>
-      <w:r/>
     </w:p>
     <w:p>
       <w:pPr>
@@ -4286,7 +3708,6 @@
       </w:r>
       <w:bookmarkEnd w:id="21"/>
       <w:r/>
-      <w:r/>
     </w:p>
     <w:p>
       <w:pPr>
@@ -4298,7 +3719,6 @@
       <w:r>
         <w:t xml:space="preserve">O Funcionário da administração pública gerencia as ocorrências do seu município. O acesso exige verificação em duas etapas (MFA).</w:t>
       </w:r>
-      <w:r/>
     </w:p>
     <w:p>
       <w:pPr>
@@ -4315,7 +3735,6 @@
       </w:r>
       <w:bookmarkEnd w:id="22"/>
       <w:r/>
-      <w:r/>
     </w:p>
     <w:p>
       <w:pPr>
@@ -4328,7 +3747,6 @@
       <w:r>
         <w:t xml:space="preserve">Abra a ocorrência na lista ou pelo mapa.</w:t>
       </w:r>
-      <w:r/>
     </w:p>
     <w:p>
       <w:pPr>
@@ -4341,7 +3759,6 @@
       <w:r>
         <w:t xml:space="preserve">Opcional: escreva uma “Mensagem ao cidadão” — ou toque em uma das mensagens prontas (ex.: “Encaminhada para o setor responsável.”). Ela será enviada por e-mail ao autor junto com a mudança de status e ficará no histórico.</w:t>
       </w:r>
-      <w:r/>
     </w:p>
     <w:p>
       <w:pPr>
@@ -4354,7 +3771,6 @@
       <w:r>
         <w:t xml:space="preserve">Toque em “▶ Iniciar Atendimento” (Pendente → Em Andamento) ou “✓ Marcar como Atendida” (Em Andamento → Atendida).</w:t>
       </w:r>
-      <w:r/>
     </w:p>
     <w:p>
       <w:pPr>
@@ -4367,7 +3783,6 @@
       <w:r>
         <w:t xml:space="preserve">Para recusar, toque em “✕ Indeferir Ocorrência” e escreva a justificativa (obrigatória).</w:t>
       </w:r>
-      <w:r/>
     </w:p>
     <w:p>
       <w:pPr>
@@ -4467,7 +3882,6 @@
           </mc:Fallback>
         </mc:AlternateContent>
       </w:r>
-      <w:r/>
     </w:p>
     <w:p>
       <w:pPr>
@@ -4518,7 +3932,6 @@
       </w:r>
       <w:bookmarkEnd w:id="23"/>
       <w:r/>
-      <w:r/>
     </w:p>
     <w:p>
       <w:pPr>
@@ -4598,7 +4011,6 @@
       </w:r>
       <w:bookmarkEnd w:id="24"/>
       <w:r/>
-      <w:r/>
     </w:p>
     <w:p>
       <w:pPr>
@@ -4663,7 +4075,6 @@
       </w:r>
       <w:bookmarkEnd w:id="25"/>
       <w:r/>
-      <w:r/>
     </w:p>
     <w:p>
       <w:pPr>
@@ -4673,12 +4084,8 @@
         <w:rPr/>
       </w:pPr>
       <w:r>
-        <w:t xml:space="preserve">Registros do mesmo problema (mesma categoria, num raio de 50 metros) são encadeados automaticamen</w:t>
+        <w:t xml:space="preserve">Registros do mesmo problema (mesma categoria, num raio de 50 metros) são encadeados automaticamente em um grupo. Na tela de detalhes, a seção “Ocorrências agrupadas” lista todos os protocolos do grupo. Marque “Aplicar a todas as ocorrências agrupadas” antes de mudar o status para atualizar o grupo inteiro de uma vez — todos os autores são notificados.</w:t>
       </w:r>
-      <w:r>
-        <w:t xml:space="preserve">te em um grupo. Na tela de detalhes, a seção “Ocorrências agrupadas” lista todos os protocolos do grupo. Marque “Aplicar a todas as ocorrências agrupadas” antes de mudar o status para atualizar o grupo inteiro de uma vez — todos os autores são notificados.</w:t>
-      </w:r>
-      <w:r/>
     </w:p>
     <w:p>
       <w:pPr>
@@ -4695,7 +4102,6 @@
       </w:r>
       <w:bookmarkEnd w:id="26"/>
       <w:r/>
-      <w:r/>
     </w:p>
     <w:p>
       <w:pPr>
@@ -4707,7 +4113,6 @@
       <w:r>
         <w:t xml:space="preserve">O painel “Estatísticas” traz indicadores do município: totais por status, volume por bairro e categoria, tempo médio de resolução e gráficos, com filtros por período, bairro e tipo.</w:t>
       </w:r>
-      <w:r/>
     </w:p>
     <w:p>
       <w:pPr>
@@ -4786,7 +4191,6 @@
           </mc:Fallback>
         </mc:AlternateContent>
       </w:r>
-      <w:r/>
     </w:p>
     <w:p>
       <w:pPr>
@@ -4837,7 +4241,6 @@
       </w:r>
       <w:bookmarkEnd w:id="27"/>
       <w:r/>
-      <w:r/>
     </w:p>
     <w:p>
       <w:pPr>
@@ -4849,7 +4252,6 @@
       <w:r>
         <w:t xml:space="preserve">O Administrador do município tem todas as funções do Funcionário e ainda administra as contas do seu município. O seu alcance termina na divisa: ocorrências, departamentos e contas de outro município não aparecem para ele.</w:t>
       </w:r>
-      <w:r/>
     </w:p>
     <w:p>
       <w:pPr>
@@ -4865,7 +4267,6 @@
         <w:t xml:space="preserve">6.1 Gestão de usuários</w:t>
       </w:r>
       <w:bookmarkEnd w:id="28"/>
-      <w:r/>
       <w:r/>
     </w:p>
     <w:p>
@@ -4915,9 +4316,8 @@
         <w:t xml:space="preserve">Ativar/Inativar</w:t>
       </w:r>
       <w:r>
-        <w:t xml:space="preserve">: bloqueia ou restaura o acesso de qualquer usuário sem excluir os dados. Usuários inativos não conseguem entrar.</w:t>
+        <w:t xml:space="preserve">: bloqueia ou restaura o acesso de qualquer usuário sem excluir os dados. Usuários inativos não conseguem entrar. Se o usuário for inativado ou excluído enquanto estiver conectado, ele é desconectado em até 30 segundos, com o aviso “Sessão encerrada”.</w:t>
       </w:r>
-      <w:r/>
     </w:p>
     <w:p>
       <w:pPr>
@@ -4996,7 +4396,6 @@
           </mc:Fallback>
         </mc:AlternateContent>
       </w:r>
-      <w:r/>
     </w:p>
     <w:p>
       <w:pPr>
@@ -5047,7 +4446,6 @@
       </w:r>
       <w:bookmarkEnd w:id="29"/>
       <w:r/>
-      <w:r/>
     </w:p>
     <w:p>
       <w:pPr>
@@ -5060,7 +4458,6 @@
       <w:r>
         <w:t xml:space="preserve">Acesso às ocorrências, aos departamentos e às contas do seu município.</w:t>
       </w:r>
-      <w:r/>
     </w:p>
     <w:p>
       <w:pPr>
@@ -5073,7 +4470,6 @@
       <w:r>
         <w:t xml:space="preserve">Dashboards e relatórios gerenciais para decisão estratégica.</w:t>
       </w:r>
-      <w:r/>
     </w:p>
     <w:p>
       <w:pPr>
@@ -5089,7 +4485,6 @@
         <w:t xml:space="preserve">7 PERFIL SUPER ADMINISTRADOR</w:t>
       </w:r>
       <w:bookmarkEnd w:id="30"/>
-      <w:r/>
       <w:r/>
     </w:p>
     <w:p>
@@ -5122,7 +4517,6 @@
       </w:r>
       <w:bookmarkEnd w:id="31"/>
       <w:r/>
-      <w:r/>
     </w:p>
     <w:p>
       <w:pPr>
@@ -5202,7 +4596,6 @@
       </w:r>
       <w:bookmarkEnd w:id="32"/>
       <w:r/>
-      <w:r/>
     </w:p>
     <w:p>
       <w:pPr>
@@ -5266,7 +4659,6 @@
         <w:t xml:space="preserve">8 PERGUNTAS FREQUENTES</w:t>
       </w:r>
       <w:bookmarkEnd w:id="33"/>
-      <w:r/>
       <w:r/>
     </w:p>
     <w:p>
@@ -5285,7 +4677,6 @@
       <w:r>
         <w:t xml:space="preserve">Verifique a caixa de spam/lixo eletrônico e confirme se o e-mail cadastrado está correto.</w:t>
       </w:r>
-      <w:r/>
     </w:p>
     <w:p>
       <w:pPr>
@@ -5303,7 +4694,6 @@
       <w:r>
         <w:t xml:space="preserve">Por proteção do anonimato, não é possível recuperá-lo. Registre uma nova ocorrência, se necessário.</w:t>
       </w:r>
-      <w:r/>
     </w:p>
     <w:p>
       <w:pPr>
@@ -5321,7 +4711,6 @@
       <w:r>
         <w:t xml:space="preserve">Não pela tela — use a página de Contato para solicitar a exclusão à equipe.</w:t>
       </w:r>
-      <w:r/>
     </w:p>
     <w:p>
       <w:pPr>
@@ -5369,7 +4758,6 @@
       <w:r>
         <w:t xml:space="preserve">O desfoque de rostos e de textos (como placas) é automático, exigido pela LGPD. Se a foto inteira ficou borrada (sem nitidez), o sistema pode rejeitá-la em categorias críticas — tire outra foto com melhor foco.</w:t>
       </w:r>
-      <w:r/>
     </w:p>
     <w:p>
       <w:pPr>
@@ -5387,7 +4775,6 @@
       <w:r>
         <w:t xml:space="preserve">Toque diretamente no ponto do mapa: o endereço é preenchido automaticamente a partir do local tocado.</w:t>
       </w:r>
-      <w:r/>
     </w:p>
     <w:p>
       <w:pPr>
@@ -5403,7 +4790,6 @@
         <w:t xml:space="preserve">9 SUPORTE</w:t>
       </w:r>
       <w:bookmarkEnd w:id="34"/>
-      <w:r/>
       <w:r/>
     </w:p>
     <w:p>
@@ -5434,7 +4820,6 @@
       <w:r>
         <w:t xml:space="preserve">.</w:t>
       </w:r>
-      <w:r/>
     </w:p>
     <w:p>
       <w:pPr>
@@ -5446,7 +4831,6 @@
       <w:r>
         <w:t xml:space="preserve">Equipe Fala, Cidade! — Santa Rita do Sapucaí, MG.</w:t>
       </w:r>
-      <w:r/>
     </w:p>
     <w:sectPr>
       <w:headerReference w:type="default" r:id="rId11"/>

--- a/ApêndiceK-RecursosdeApoio/FalaCidade_ManualDoUsuario_v3.docx
+++ b/ApêndiceK-RecursosdeApoio/FalaCidade_ManualDoUsuario_v3.docx
@@ -867,7 +867,7 @@
               <w:rPr>
                 <w:rStyle w:val="1460"/>
               </w:rPr>
-              <w:t xml:space="preserve">3.2.1 Alerta de ocorrência repetida</w:t>
+              <w:t xml:space="preserve">3.2.1 Ocorrência repetida no mesmo local</w:t>
             </w:r>
             <w:r>
               <w:tab/>
@@ -1433,6 +1433,35 @@
         </w:p>
         <w:p>
           <w:pPr>
+            <w:pStyle w:val="1458"/>
+            <w:pBdr/>
+            <w:tabs>
+              <w:tab w:val="right" w:leader="dot" w:pos="9062"/>
+            </w:tabs>
+            <w:spacing/>
+            <w:ind/>
+            <w:rPr/>
+          </w:pPr>
+          <w:hyperlink w:tooltip="#_Toc35" w:anchor="_Toc35" w:history="1">
+            <w:r>
+              <w:rPr>
+                <w:rStyle w:val="1460"/>
+              </w:rPr>
+              <w:t xml:space="preserve">7.3 Excluir ocorrência</w:t>
+            </w:r>
+            <w:r>
+              <w:tab/>
+              <w:fldChar w:fldCharType="begin"/>
+              <w:instrText xml:space="preserve">PAGEREF _Toc35 \h</w:instrText>
+              <w:fldChar w:fldCharType="separate"/>
+              <w:t xml:space="preserve">15</w:t>
+              <w:fldChar w:fldCharType="end"/>
+            </w:r>
+          </w:hyperlink>
+          <w:r/>
+        </w:p>
+        <w:p>
+          <w:pPr>
             <w:pStyle w:val="1457"/>
             <w:pBdr/>
             <w:tabs>
@@ -1454,7 +1483,7 @@
               <w:fldChar w:fldCharType="begin"/>
               <w:instrText xml:space="preserve">PAGEREF _Toc33 \h</w:instrText>
               <w:fldChar w:fldCharType="separate"/>
-              <w:t xml:space="preserve">15</w:t>
+              <w:t xml:space="preserve">16</w:t>
               <w:fldChar w:fldCharType="end"/>
             </w:r>
           </w:hyperlink>
@@ -1713,6 +1742,27 @@
       <w:r>
         <w:t xml:space="preserve">Confirme. O ícone do Fala, Cidade! aparecerá na tela inicial, como um aplicativo comum.</w:t>
       </w:r>
+    </w:p>
+    <w:p>
+      <w:pPr>
+        <w:pBdr/>
+        <w:spacing w:before="240" w:after="240" w:line="360" w:lineRule="auto"/>
+        <w:ind/>
+        <w:rPr/>
+      </w:pPr>
+      <w:r>
+        <w:rPr>
+          <w:b/>
+        </w:rPr>
+        <w:t xml:space="preserve">Observação: </w:t>
+      </w:r>
+      <w:r>
+        <w:rPr>
+          <w:i/>
+        </w:rPr>
+        <w:t xml:space="preserve">Samsung Internet: nesse navegador, o botão “Instalar” abre o Fala, Cidade! no Google Chrome, onde a instalação é concluída. Isso é necessário porque o Android bloqueia o aplicativo instalado pelo Samsung Internet, com o aviso “App de risco bloqueado”.</w:t>
+      </w:r>
+      <w:r/>
     </w:p>
     <w:p>
       <w:pPr>
@@ -2660,7 +2710,7 @@
                 <w:b w:val="0"/>
                 <w:sz w:val="20"/>
               </w:rPr>
-              <w:t xml:space="preserve">Atendida</w:t>
+              <w:t xml:space="preserve">Concluída</w:t>
             </w:r>
             <w:r/>
           </w:p>
@@ -2779,6 +2829,75 @@
           </w:p>
         </w:tc>
       </w:tr>
+      <w:tr>
+        <w:trPr/>
+        <w:tc>
+          <w:tcPr>
+            <w:tcBorders/>
+            <w:tcW w:w="3024" w:type="dxa"/>
+          </w:tcPr>
+          <w:p>
+            <w:pPr>
+              <w:pBdr/>
+              <w:spacing/>
+              <w:ind/>
+              <w:rPr/>
+            </w:pPr>
+            <w:r>
+              <w:rPr>
+                <w:b w:val="0"/>
+                <w:sz w:val="20"/>
+              </w:rPr>
+              <w:t xml:space="preserve">Finalizada</w:t>
+            </w:r>
+            <w:r/>
+          </w:p>
+        </w:tc>
+        <w:tc>
+          <w:tcPr>
+            <w:tcBorders/>
+            <w:tcW w:w="3024" w:type="dxa"/>
+          </w:tcPr>
+          <w:p>
+            <w:pPr>
+              <w:pBdr/>
+              <w:spacing/>
+              <w:ind/>
+              <w:rPr/>
+            </w:pPr>
+            <w:r>
+              <w:rPr>
+                <w:b w:val="0"/>
+                <w:sz w:val="20"/>
+              </w:rPr>
+              <w:t xml:space="preserve">Preto</w:t>
+            </w:r>
+            <w:r/>
+          </w:p>
+        </w:tc>
+        <w:tc>
+          <w:tcPr>
+            <w:tcBorders/>
+            <w:tcW w:w="3024" w:type="dxa"/>
+          </w:tcPr>
+          <w:p>
+            <w:pPr>
+              <w:pBdr/>
+              <w:spacing/>
+              <w:ind/>
+              <w:rPr/>
+            </w:pPr>
+            <w:r>
+              <w:rPr>
+                <w:b w:val="0"/>
+                <w:sz w:val="20"/>
+              </w:rPr>
+              <w:t xml:space="preserve">A ocorrência foi excluída pela administração. Esse status não aparece para você: se uma ocorrência sua for excluída, você recebe um e-mail e ela deixa de aparecer em “Minhas Ocorrências”. O selo preto aparece apenas para o Super Administrador.</w:t>
+            </w:r>
+            <w:r/>
+          </w:p>
+        </w:tc>
+      </w:tr>
     </w:tbl>
     <w:p>
       <w:pPr>
@@ -3180,7 +3299,7 @@
       <w:r/>
       <w:bookmarkStart w:id="13" w:name="_Toc13"/>
       <w:r>
-        <w:t xml:space="preserve">3.2.1 Alerta de ocorrência repetida</w:t>
+        <w:t xml:space="preserve">3.2.1 Ocorrência repetida no mesmo local</w:t>
       </w:r>
       <w:bookmarkEnd w:id="13"/>
       <w:r/>
@@ -3193,7 +3312,7 @@
         <w:rPr/>
       </w:pPr>
       <w:r>
-        <w:t xml:space="preserve">Se já existir uma ocorrência ativa da mesma categoria a até 50 metros do local informado, o sistema exibirá um alerta com as ocorrências parecidas. Em vez de criar um protocolo repetido, você pode tocar em “Apoiar” para reforçar a ocorrência existente — quanto mais apoios, maior a visibilidade do problema.</w:t>
+        <w:t xml:space="preserve">Se já existir uma ocorrência ativa (ainda não concluída, indeferida nem finalizada) da mesma categoria a até 50 metros do local informado, a sua ocorrência é registrada normalmente e agrupada automaticamente à existente; você não precisa fazer nada. Depois do registro, a tela mostra o aviso “Ocorrência agrupada”, com o protocolo da ocorrência que já existia. A prefeitura acompanha as ocorrências agrupadas em conjunto (Seção 5.4), e cada autor continua recebendo as notificações da sua.</w:t>
       </w:r>
     </w:p>
     <w:p>
@@ -3227,7 +3346,7 @@
         <w:t xml:space="preserve">Minhas Ocorrências</w:t>
       </w:r>
       <w:r>
-        <w:t xml:space="preserve">: lista tudo o que você registrou, com filtros e agrupamento por categoria, bairro ou status.</w:t>
+        <w:t xml:space="preserve">: lista tudo o que você registrou, com filtros e agrupamento por categoria, bairro ou status. Por padrão, a lista aparece “Sem agrupamento”.</w:t>
       </w:r>
     </w:p>
     <w:p>
@@ -3438,7 +3557,7 @@
         <w:rPr/>
       </w:pPr>
       <w:r>
-        <w:t xml:space="preserve">Na tela de detalhes de qualquer ocorrência, toque em “🤝 Apoiar”. O contador de apoios ajuda a prefeitura a priorizar os problemas que afetam mais pessoas. Cada cidadão pode apoiar uma ocorrência apenas uma vez.</w:t>
+        <w:t xml:space="preserve">O apoio funciona como uma curtida: qualquer cidadão com conta pode apoiar qualquer ocorrência, e não apenas as que registrou. Toque em “🤝 Apoiar” no cartão da ocorrência, na listagem, ou na tela de detalhes. O contador de apoios ajuda a prefeitura a priorizar os problemas que afetam mais pessoas. Cada cidadão pode apoiar uma ocorrência apenas uma vez; para desfazer, toque novamente no botão (“Não apoiar”).</w:t>
       </w:r>
     </w:p>
     <w:p>
@@ -3769,7 +3888,7 @@
         <w:rPr/>
       </w:pPr>
       <w:r>
-        <w:t xml:space="preserve">Toque em “▶ Iniciar Atendimento” (Pendente → Em Andamento) ou “✓ Marcar como Atendida” (Em Andamento → Atendida).</w:t>
+        <w:t xml:space="preserve">Toque em “▶ Iniciar Atendimento” (Pendente → Em Andamento) ou “✓ Marcar como Concluída” (Em Andamento → Concluída).</w:t>
       </w:r>
     </w:p>
     <w:p>
@@ -4647,6 +4766,112 @@
     </w:p>
     <w:p>
       <w:pPr>
+        <w:pStyle w:val="1447"/>
+        <w:pBdr/>
+        <w:spacing w:before="240" w:after="240" w:line="360" w:lineRule="auto"/>
+        <w:ind/>
+        <w:rPr/>
+      </w:pPr>
+      <w:r/>
+      <w:bookmarkStart w:id="35" w:name="_Toc35"/>
+      <w:r>
+        <w:t xml:space="preserve">7.3 Excluir ocorrência</w:t>
+      </w:r>
+      <w:bookmarkEnd w:id="35"/>
+      <w:r/>
+    </w:p>
+    <w:p>
+      <w:pPr>
+        <w:pStyle w:val="1477"/>
+        <w:pBdr/>
+        <w:spacing w:before="240" w:after="240" w:line="360" w:lineRule="auto"/>
+        <w:ind w:firstLine="0" w:left="709"/>
+        <w:rPr/>
+      </w:pPr>
+      <w:r>
+        <w:rPr>
+          <w:b/>
+        </w:rPr>
+        <w:t xml:space="preserve">Na listagem de ocorrências, toque em “Excluir”, no cartão da ocorrência. O botão aparece apenas para o Super Administrador.</w:t>
+      </w:r>
+      <w:r/>
+    </w:p>
+    <w:p>
+      <w:pPr>
+        <w:pStyle w:val="1477"/>
+        <w:pBdr/>
+        <w:spacing w:before="240" w:after="240" w:line="360" w:lineRule="auto"/>
+        <w:ind w:firstLine="0" w:left="709"/>
+        <w:rPr/>
+      </w:pPr>
+      <w:r>
+        <w:rPr>
+          <w:b/>
+        </w:rPr>
+        <w:t xml:space="preserve">Confira, na janela de confirmação, o protocolo e o título da ocorrência e toque em “Excluir ocorrência” (ou em “Cancelar”, para desistir).</w:t>
+      </w:r>
+      <w:r/>
+    </w:p>
+    <w:p>
+      <w:pPr>
+        <w:pStyle w:val="1477"/>
+        <w:pBdr/>
+        <w:spacing w:before="240" w:after="240" w:line="360" w:lineRule="auto"/>
+        <w:ind w:firstLine="0" w:left="709"/>
+        <w:rPr/>
+      </w:pPr>
+      <w:r>
+        <w:rPr>
+          <w:b/>
+        </w:rPr>
+        <w:t xml:space="preserve">A ocorrência passa ao status “Finalizada” (selo preto), e o histórico registra “Ocorrência excluída pelo Super Administrador.”. As fotos são apagadas, e o autor identificado recebe um e-mail informando que a ocorrência foi excluída pela administração. A ação não pode ser desfeita: a ocorrência finalizada não pode ser reaberta nem ter o status alterado.</w:t>
+      </w:r>
+      <w:r/>
+    </w:p>
+    <w:p>
+      <w:pPr>
+        <w:pBdr/>
+        <w:spacing w:before="240" w:after="240" w:line="360" w:lineRule="auto"/>
+        <w:ind/>
+        <w:rPr/>
+      </w:pPr>
+      <w:r>
+        <w:rPr>
+          <w:b/>
+        </w:rPr>
+        <w:t xml:space="preserve">Observação: </w:t>
+      </w:r>
+      <w:r>
+        <w:rPr>
+          <w:i/>
+        </w:rPr>
+        <w:t xml:space="preserve">A ocorrência finalizada deixa de aparecer para todos os outros perfis — Administrador, Funcionário, Cidadão (inclusive o próprio autor, em “Minhas Ocorrências”) e Visitante —, também na consulta pelo protocolo ou pelo código de acompanhamento. Somente o Super Administrador continua a vê-la na listagem, no mapa e nas estatísticas, e pode filtrá-la pelo status “Finalizada”.</w:t>
+      </w:r>
+      <w:r/>
+    </w:p>
+    <w:p>
+      <w:pPr>
+        <w:pBdr/>
+        <w:spacing w:before="240" w:after="240" w:line="360" w:lineRule="auto"/>
+        <w:ind/>
+        <w:rPr/>
+      </w:pPr>
+      <w:r>
+        <w:rPr>
+          <w:b/>
+        </w:rPr>
+        <w:t xml:space="preserve">Observação: </w:t>
+      </w:r>
+      <w:r>
+        <w:rPr>
+          <w:i/>
+        </w:rPr>
+        <w:t xml:space="preserve">A exclusão fica registrada na tela “Logs” (menu “Administração”), que mostra, além das contas criadas e excluídas, as ocorrências excluídas (finalizadas): quem excluiu, o protocolo, o título e o município. Essas linhas aparecem apenas para o Super Administrador.</w:t>
+      </w:r>
+      <w:r/>
+    </w:p>
+    <w:p>
+      <w:pPr>
         <w:pStyle w:val="1446"/>
         <w:pBdr/>
         <w:spacing w:before="240" w:after="240" w:line="360" w:lineRule="auto"/>
@@ -4709,7 +4934,7 @@
         <w:t xml:space="preserve">Posso apagar uma ocorrência que registrei? </w:t>
       </w:r>
       <w:r>
-        <w:t xml:space="preserve">Não pela tela — use a página de Contato para solicitar a exclusão à equipe.</w:t>
+        <w:t xml:space="preserve">Não pela tela — use a página de Contato para solicitar a exclusão à equipe. Somente o Super Administrador pode excluir ocorrências (Seção 7.3): a ocorrência excluída passa ao status “Finalizada”, deixa de aparecer em “Minhas Ocorrências” e você recebe um e-mail avisando.</w:t>
       </w:r>
     </w:p>
     <w:p>

--- a/ApêndiceK-RecursosdeApoio/FalaCidade_ManualDoUsuario_v3.docx
+++ b/ApêndiceK-RecursosdeApoio/FalaCidade_ManualDoUsuario_v3.docx
@@ -1036,12 +1036,70 @@
             <w:ind/>
             <w:rPr/>
           </w:pPr>
+          <w:hyperlink w:tooltip="#_Toc36" w:anchor="_Toc36" w:history="1">
+            <w:r>
+              <w:rPr>
+                <w:rStyle w:val="1460"/>
+              </w:rPr>
+              <w:t xml:space="preserve">4.1 Escolher o município</w:t>
+            </w:r>
+            <w:r>
+              <w:tab/>
+              <w:fldChar w:fldCharType="begin"/>
+              <w:instrText xml:space="preserve">PAGEREF _Toc36 \h</w:instrText>
+              <w:fldChar w:fldCharType="separate"/>
+              <w:t xml:space="preserve">10</w:t>
+              <w:fldChar w:fldCharType="end"/>
+            </w:r>
+          </w:hyperlink>
+          <w:r/>
+        </w:p>
+        <w:p>
+          <w:pPr>
+            <w:pStyle w:val="1458"/>
+            <w:pBdr/>
+            <w:tabs>
+              <w:tab w:val="right" w:leader="dot" w:pos="9062"/>
+            </w:tabs>
+            <w:spacing/>
+            <w:ind/>
+            <w:rPr/>
+          </w:pPr>
+          <w:hyperlink w:tooltip="#_Toc37" w:anchor="_Toc37" w:history="1">
+            <w:r>
+              <w:rPr>
+                <w:rStyle w:val="1460"/>
+              </w:rPr>
+              <w:t xml:space="preserve">4.2 Alterar o município</w:t>
+            </w:r>
+            <w:r>
+              <w:tab/>
+              <w:fldChar w:fldCharType="begin"/>
+              <w:instrText xml:space="preserve">PAGEREF _Toc37 \h</w:instrText>
+              <w:fldChar w:fldCharType="separate"/>
+              <w:t xml:space="preserve">10</w:t>
+              <w:fldChar w:fldCharType="end"/>
+            </w:r>
+          </w:hyperlink>
+          <w:r/>
+        </w:p>
+        <w:p>
+          <w:pPr>
+            <w:pStyle w:val="1458"/>
+            <w:pBdr/>
+            <w:tabs>
+              <w:tab w:val="right" w:leader="dot" w:pos="9062"/>
+            </w:tabs>
+            <w:spacing/>
+            <w:ind/>
+            <w:rPr/>
+          </w:pPr>
           <w:hyperlink w:tooltip="#_Toc19" w:anchor="_Toc19" w:history="1">
             <w:r>
               <w:rPr>
                 <w:rStyle w:val="1460"/>
               </w:rPr>
-              <w:t xml:space="preserve">4.1 O que o Visitante pode fazer</w:t>
+              <w:t xml:space="preserve">4.3 O que o Visitante pode fazer</w:t>
             </w:r>
             <w:r>
               <w:tab/>
@@ -1070,7 +1128,7 @@
               <w:rPr>
                 <w:rStyle w:val="1460"/>
               </w:rPr>
-              <w:t xml:space="preserve">4.2 O que exige conta</w:t>
+              <w:t xml:space="preserve">4.4 O que exige conta</w:t>
             </w:r>
             <w:r>
               <w:tab/>
@@ -1163,6 +1221,35 @@
               <w:tab/>
               <w:fldChar w:fldCharType="begin"/>
               <w:instrText xml:space="preserve">PAGEREF _Toc23 \h</w:instrText>
+              <w:fldChar w:fldCharType="separate"/>
+              <w:t xml:space="preserve">12</w:t>
+              <w:fldChar w:fldCharType="end"/>
+            </w:r>
+          </w:hyperlink>
+          <w:r/>
+        </w:p>
+        <w:p>
+          <w:pPr>
+            <w:pStyle w:val="1459"/>
+            <w:pBdr/>
+            <w:tabs>
+              <w:tab w:val="right" w:leader="dot" w:pos="9062"/>
+            </w:tabs>
+            <w:spacing/>
+            <w:ind/>
+            <w:rPr/>
+          </w:pPr>
+          <w:hyperlink w:tooltip="#_Toc38" w:anchor="_Toc38" w:history="1">
+            <w:r>
+              <w:rPr>
+                <w:rStyle w:val="1460"/>
+              </w:rPr>
+              <w:t xml:space="preserve">5.2.1 Solicitação de conclusão pelo departamento</w:t>
+            </w:r>
+            <w:r>
+              <w:tab/>
+              <w:fldChar w:fldCharType="begin"/>
+              <w:instrText xml:space="preserve">PAGEREF _Toc38 \h</w:instrText>
               <w:fldChar w:fldCharType="separate"/>
               <w:t xml:space="preserve">12</w:t>
               <w:fldChar w:fldCharType="end"/>
@@ -1471,12 +1558,186 @@
             <w:ind/>
             <w:rPr/>
           </w:pPr>
+          <w:hyperlink w:tooltip="#_Toc39" w:anchor="_Toc39" w:history="1">
+            <w:r>
+              <w:rPr>
+                <w:rStyle w:val="1460"/>
+              </w:rPr>
+              <w:t xml:space="preserve">8 FUNCIONÁRIO DO DEPARTAMENTO</w:t>
+            </w:r>
+            <w:r>
+              <w:tab/>
+              <w:fldChar w:fldCharType="begin"/>
+              <w:instrText xml:space="preserve">PAGEREF _Toc39 \h</w:instrText>
+              <w:fldChar w:fldCharType="separate"/>
+              <w:t xml:space="preserve">16</w:t>
+              <w:fldChar w:fldCharType="end"/>
+            </w:r>
+          </w:hyperlink>
+          <w:r/>
+        </w:p>
+        <w:p>
+          <w:pPr>
+            <w:pStyle w:val="1458"/>
+            <w:pBdr/>
+            <w:tabs>
+              <w:tab w:val="right" w:leader="dot" w:pos="9062"/>
+            </w:tabs>
+            <w:spacing/>
+            <w:ind/>
+            <w:rPr/>
+          </w:pPr>
+          <w:hyperlink w:tooltip="#_Toc40" w:anchor="_Toc40" w:history="1">
+            <w:r>
+              <w:rPr>
+                <w:rStyle w:val="1460"/>
+              </w:rPr>
+              <w:t xml:space="preserve">8.1 Abrir a ocorrência pelo e-mail</w:t>
+            </w:r>
+            <w:r>
+              <w:tab/>
+              <w:fldChar w:fldCharType="begin"/>
+              <w:instrText xml:space="preserve">PAGEREF _Toc40 \h</w:instrText>
+              <w:fldChar w:fldCharType="separate"/>
+              <w:t xml:space="preserve">16</w:t>
+              <w:fldChar w:fldCharType="end"/>
+            </w:r>
+          </w:hyperlink>
+          <w:r/>
+        </w:p>
+        <w:p>
+          <w:pPr>
+            <w:pStyle w:val="1458"/>
+            <w:pBdr/>
+            <w:tabs>
+              <w:tab w:val="right" w:leader="dot" w:pos="9062"/>
+            </w:tabs>
+            <w:spacing/>
+            <w:ind/>
+            <w:rPr/>
+          </w:pPr>
+          <w:hyperlink w:tooltip="#_Toc41" w:anchor="_Toc41" w:history="1">
+            <w:r>
+              <w:rPr>
+                <w:rStyle w:val="1460"/>
+              </w:rPr>
+              <w:t xml:space="preserve">8.2 O que a página mostra</w:t>
+            </w:r>
+            <w:r>
+              <w:tab/>
+              <w:fldChar w:fldCharType="begin"/>
+              <w:instrText xml:space="preserve">PAGEREF _Toc41 \h</w:instrText>
+              <w:fldChar w:fldCharType="separate"/>
+              <w:t xml:space="preserve">16</w:t>
+              <w:fldChar w:fldCharType="end"/>
+            </w:r>
+          </w:hyperlink>
+          <w:r/>
+        </w:p>
+        <w:p>
+          <w:pPr>
+            <w:pStyle w:val="1458"/>
+            <w:pBdr/>
+            <w:tabs>
+              <w:tab w:val="right" w:leader="dot" w:pos="9062"/>
+            </w:tabs>
+            <w:spacing/>
+            <w:ind/>
+            <w:rPr/>
+          </w:pPr>
+          <w:hyperlink w:tooltip="#_Toc42" w:anchor="_Toc42" w:history="1">
+            <w:r>
+              <w:rPr>
+                <w:rStyle w:val="1460"/>
+              </w:rPr>
+              <w:t xml:space="preserve">8.3 Solicitar a conclusão</w:t>
+            </w:r>
+            <w:r>
+              <w:tab/>
+              <w:fldChar w:fldCharType="begin"/>
+              <w:instrText xml:space="preserve">PAGEREF _Toc42 \h</w:instrText>
+              <w:fldChar w:fldCharType="separate"/>
+              <w:t xml:space="preserve">16</w:t>
+              <w:fldChar w:fldCharType="end"/>
+            </w:r>
+          </w:hyperlink>
+          <w:r/>
+        </w:p>
+        <w:p>
+          <w:pPr>
+            <w:pStyle w:val="1458"/>
+            <w:pBdr/>
+            <w:tabs>
+              <w:tab w:val="right" w:leader="dot" w:pos="9062"/>
+            </w:tabs>
+            <w:spacing/>
+            <w:ind/>
+            <w:rPr/>
+          </w:pPr>
+          <w:hyperlink w:tooltip="#_Toc43" w:anchor="_Toc43" w:history="1">
+            <w:r>
+              <w:rPr>
+                <w:rStyle w:val="1460"/>
+              </w:rPr>
+              <w:t xml:space="preserve">8.4 Depois do envio</w:t>
+            </w:r>
+            <w:r>
+              <w:tab/>
+              <w:fldChar w:fldCharType="begin"/>
+              <w:instrText xml:space="preserve">PAGEREF _Toc43 \h</w:instrText>
+              <w:fldChar w:fldCharType="separate"/>
+              <w:t xml:space="preserve">16</w:t>
+              <w:fldChar w:fldCharType="end"/>
+            </w:r>
+          </w:hyperlink>
+          <w:r/>
+        </w:p>
+        <w:p>
+          <w:pPr>
+            <w:pStyle w:val="1458"/>
+            <w:pBdr/>
+            <w:tabs>
+              <w:tab w:val="right" w:leader="dot" w:pos="9062"/>
+            </w:tabs>
+            <w:spacing/>
+            <w:ind/>
+            <w:rPr/>
+          </w:pPr>
+          <w:hyperlink w:tooltip="#_Toc44" w:anchor="_Toc44" w:history="1">
+            <w:r>
+              <w:rPr>
+                <w:rStyle w:val="1460"/>
+              </w:rPr>
+              <w:t xml:space="preserve">8.5 Mensagens de aviso</w:t>
+            </w:r>
+            <w:r>
+              <w:tab/>
+              <w:fldChar w:fldCharType="begin"/>
+              <w:instrText xml:space="preserve">PAGEREF _Toc44 \h</w:instrText>
+              <w:fldChar w:fldCharType="separate"/>
+              <w:t xml:space="preserve">16</w:t>
+              <w:fldChar w:fldCharType="end"/>
+            </w:r>
+          </w:hyperlink>
+          <w:r/>
+        </w:p>
+        <w:p>
+          <w:pPr>
+            <w:pStyle w:val="1457"/>
+            <w:pBdr/>
+            <w:tabs>
+              <w:tab w:val="right" w:leader="dot" w:pos="9062"/>
+            </w:tabs>
+            <w:spacing/>
+            <w:ind/>
+            <w:rPr/>
+          </w:pPr>
           <w:hyperlink w:tooltip="#_Toc33" w:anchor="_Toc33" w:history="1">
             <w:r>
               <w:rPr>
                 <w:rStyle w:val="1460"/>
               </w:rPr>
-              <w:t xml:space="preserve">8 PERGUNTAS FREQUENTES</w:t>
+              <w:t xml:space="preserve">9 PERGUNTAS FREQUENTES</w:t>
             </w:r>
             <w:r>
               <w:tab/>
@@ -1505,7 +1766,7 @@
               <w:rPr>
                 <w:rStyle w:val="1460"/>
               </w:rPr>
-              <w:t xml:space="preserve">9 SUPORTE</w:t>
+              <w:t xml:space="preserve">10 SUPORTE</w:t>
             </w:r>
             <w:r>
               <w:tab/>
@@ -1598,7 +1859,7 @@
         <w:rPr/>
       </w:pPr>
       <w:r>
-        <w:t xml:space="preserve">Este manual explica, passo a passo, como utilizar o sistema em cada perfil de usuário: Cidadão, Visitante (sem cadastro), Funcionário da administração pública, Administrador do município e Super Administrador.</w:t>
+        <w:t xml:space="preserve">Este manual explica, passo a passo, como utilizar o sistema em cada perfil de usuário: Cidadão, Visitante (sem cadastro), Funcionário da administração pública, Administrador do município e Super Administrador. A Seção 8 orienta o funcionário do departamento da prefeitura que recebe uma ocorrência encaminhada e a acessa pelo link do e-mail, sem conta.</w:t>
       </w:r>
     </w:p>
     <w:p>
@@ -1909,7 +2170,7 @@
         <w:t xml:space="preserve">Etapa 1 — “Como você se chama?”</w:t>
       </w:r>
       <w:r>
-        <w:t xml:space="preserve">: informe o nome completo.</w:t>
+        <w:t xml:space="preserve">: informe o nome completo. O campo aceita apenas letras (inclusive acentuadas), espaço, apóstrofo, hífen e ponto; números não são aceitos.</w:t>
       </w:r>
     </w:p>
     <w:p>
@@ -1945,7 +2206,7 @@
         <w:t xml:space="preserve">Etapa 3 — “Quando você nasceu?”</w:t>
       </w:r>
       <w:r>
-        <w:t xml:space="preserve">: informe a data de nascimento no formato dd/mm/aaaa (as barras são inseridas automaticamente). A data precisa existir no calendário, não pode ser futura e deve ser a partir de 1900. Nesta etapa também pode ser informado o telefone, que é opcional; cada número de celular só pode estar vinculado a uma única conta.</w:t>
+        <w:t xml:space="preserve">: informe a data de nascimento no formato dd/mm/aaaa (as barras são inseridas automaticamente). A data precisa existir no calendário, não pode ser futura e deve ser a partir de 1900. Nesta etapa também pode ser informado o telefone, que é opcional — digite apenas os números: os parênteses do DDD e o hífen são inseridos automaticamente, como em (35) 99999-8888, e um +55 colado no início é ignorado; cada número de celular só pode estar vinculado a uma única conta.</w:t>
       </w:r>
     </w:p>
     <w:p>
@@ -1963,7 +2224,7 @@
         <w:t xml:space="preserve">Etapa 4 — “Onde você mora?”</w:t>
       </w:r>
       <w:r>
-        <w:t xml:space="preserve">: informe a UF e o município onde você mora. O município só fica disponível depois que a UF for informada, e as duas listas se completam enquanto você digita.</w:t>
+        <w:t xml:space="preserve">: informe a UF e o município onde você mora. A UF aceita apenas duas letras, que ficam maiúsculas automaticamente. O município só fica disponível depois que a UF for informada, e as duas listas se completam enquanto você digita.</w:t>
       </w:r>
     </w:p>
     <w:p>
@@ -2196,7 +2457,7 @@
         <w:rPr/>
       </w:pPr>
       <w:r>
-        <w:t xml:space="preserve">Digite o código de 6 dígitos gerado pelo aplicativo autenticador, enviado ao seu e-mail ou enviado por SMS ao seu celular. Nos métodos por e-mail e por SMS, o botão “Reenviar código” envia um novo código; no SMS, o reenvio fica disponível a cada 60 segundos.</w:t>
+        <w:t xml:space="preserve">Digite o código de 6 dígitos gerado pelo aplicativo autenticador, enviado ao seu e-mail ou enviado por SMS ao seu celular. Nos métodos por e-mail e por SMS, o botão “Reenviar código” envia um novo código; no SMS, o reenvio fica disponível a cada 60 segundos. Se o código estiver copiado (do e-mail, do SMS ou do aplicativo autenticador), o campo já vem preenchido quando você volta à tela; no celular, o teclado também sugere o código recebido por SMS.</w:t>
       </w:r>
     </w:p>
     <w:p>
@@ -2384,7 +2645,7 @@
         <w:rPr/>
       </w:pPr>
       <w:r>
-        <w:t xml:space="preserve">Informe o e-mail cadastrado — você receberá um link/código de recuperação.</w:t>
+        <w:t xml:space="preserve">Informe o e-mail cadastrado — você receberá um link/código de recuperação. Se o código de 8 caracteres estiver copiado, o campo do código já vem preenchido.</w:t>
       </w:r>
     </w:p>
     <w:p>
@@ -2423,7 +2684,7 @@
         <w:rPr/>
       </w:pPr>
       <w:r>
-        <w:t xml:space="preserve">Na tela de entrada, o botão “Entrar como Usuário Anônimo” dá acesso ao sistema sem criar conta. O Visitante pode ver o mapa e as ocorrências, consultar protocolos e registrar ocorrências anônimas — os detalhes estão na Seção 4.</w:t>
+        <w:t xml:space="preserve">Na tela de entrada, o botão “Entrar como Usuário Anônimo” dá acesso ao sistema sem criar conta, depois que você escolhe o seu município. O Visitante pode ver o mapa e as ocorrências, consultar protocolos e registrar ocorrências anônimas — os detalhes estão na Seção 4.</w:t>
       </w:r>
     </w:p>
     <w:p>
@@ -2466,7 +2727,7 @@
         <w:rPr/>
       </w:pPr>
       <w:r>
-        <w:t xml:space="preserve">Após entrar, a tela inicial mostra as ocorrências recentes e o Mapa de Ocorrências da cidade. Acima do mapa há filtros por bairro, categoria e status, além do botão “Limpar”. Cada ocorrência aparece como um ponto colorido conforme o status: O primeiro seletor, acima dos demais, escolhe o município: ao selecionar um município, o mapa se desloca até ele e os números, o mapa e a lista de recentes passam a mostrar apenas aquele município; a opção “Todos os municípios” mostra tudo de novo. A lista do seletor traz os municípios que já têm ocorrências, mais o município do seu cadastro — por isso ele aparece ali mesmo que ainda não haja nenhuma ocorrência registrada nele.</w:t>
+        <w:t xml:space="preserve">Após entrar, a tela inicial mostra as ocorrências recentes e o Mapa de Ocorrências da cidade. Acima do mapa há filtros por bairro, categoria e status, além do botão “Limpar”. Cada ocorrência aparece como um ponto colorido conforme o status: O primeiro seletor, acima dos demais, escolhe o município: ao selecionar um município, o mapa se desloca até ele e os números, o mapa e a lista de recentes passam a mostrar apenas aquele município; a opção “Todos os municípios” mostra tudo de novo (quando só existe um município, essa opção não aparece, e o seletor já vem com ele selecionado). A lista do seletor traz os municípios que já têm ocorrências, mais o município do seu cadastro — por isso ele aparece ali mesmo que ainda não haja nenhuma ocorrência registrada nele.</w:t>
       </w:r>
     </w:p>
     <w:tbl>
@@ -2915,6 +3176,17 @@
         <w:pBdr/>
         <w:spacing w:before="240" w:after="240" w:line="360" w:lineRule="auto"/>
         <w:ind/>
+        <w:rPr/>
+      </w:pPr>
+      <w:r>
+        <w:t xml:space="preserve">As ocorrências agrupadas (Seção 3.2.1) aparecem no mapa como um único ponto, com borda colorida e um selo com a quantidade; a cor é a do status mais frequente no grupo, e a legenda do mapa mostra o item “Agrupadas”. Ao tocar nesse ponto, as ocorrências do grupo se abrem em leque ao redor dele, cada uma com o seu ponto e o seu balão, e o ponto central fica translúcido; toque nele de novo para recolher. Se o seu dispositivo estiver configurado para reduzir movimento, o leque abre sem animação.</w:t>
+      </w:r>
+    </w:p>
+    <w:p>
+      <w:pPr>
+        <w:pBdr/>
+        <w:spacing w:before="240" w:after="240" w:line="360" w:lineRule="auto"/>
+        <w:ind/>
         <w:jc w:val="center"/>
         <w:rPr/>
       </w:pPr>
@@ -3131,7 +3403,7 @@
         <w:rPr/>
       </w:pPr>
       <w:r>
-        <w:t xml:space="preserve">Toque em “Registrar”. Guarde o número de protocolo exibido — ele também é enviado ao seu e-mail.</w:t>
+        <w:t xml:space="preserve">Toque em “Registrar”. Guarde o número de protocolo exibido — ele também é enviado ao seu e-mail; o botão de copiar, ao lado do protocolo, copia o número. Na ocorrência anônima, a tela mostra o código de acompanhamento, com o botão de copiar ao lado, e o aviso, em destaque, “⚠️ Este código não será exibido novamente.”: copie ou anote o código antes de tocar em “Entendido”.</w:t>
       </w:r>
     </w:p>
     <w:p>
@@ -3173,6 +3445,27 @@
           <w:i/>
         </w:rPr>
         <w:t xml:space="preserve">Limite diário: cada usuário pode registrar até 5 ocorrências identificadas por dia.</w:t>
+      </w:r>
+      <w:r/>
+    </w:p>
+    <w:p>
+      <w:pPr>
+        <w:pBdr/>
+        <w:spacing w:before="240" w:after="240" w:line="360" w:lineRule="auto"/>
+        <w:ind/>
+        <w:rPr/>
+      </w:pPr>
+      <w:r>
+        <w:rPr>
+          <w:b/>
+        </w:rPr>
+        <w:t xml:space="preserve">Observação: </w:t>
+      </w:r>
+      <w:r>
+        <w:rPr>
+          <w:i/>
+        </w:rPr>
+        <w:t xml:space="preserve">Tamanho dos campos: o título aceita até 120 caracteres, a descrição até 2000, o logradouro até 200, o bairro e o município até 100, o número até 10 e o ponto de referência até 300. A UF aceita apenas duas letras, que ficam maiúsculas automaticamente.</w:t>
       </w:r>
       <w:r/>
     </w:p>
@@ -3312,7 +3605,7 @@
         <w:rPr/>
       </w:pPr>
       <w:r>
-        <w:t xml:space="preserve">Se já existir uma ocorrência ativa (ainda não concluída, indeferida nem finalizada) da mesma categoria a até 50 metros do local informado, a sua ocorrência é registrada normalmente e agrupada automaticamente à existente; você não precisa fazer nada. Depois do registro, a tela mostra o aviso “Ocorrência agrupada”, com o protocolo da ocorrência que já existia. A prefeitura acompanha as ocorrências agrupadas em conjunto (Seção 5.4), e cada autor continua recebendo as notificações da sua.</w:t>
+        <w:t xml:space="preserve">Se já existir uma ocorrência ativa (ainda não concluída, indeferida nem finalizada) da mesma categoria a até 70 metros, em linha reta, do local informado, a sua ocorrência é registrada normalmente e agrupada automaticamente à existente; você não precisa fazer nada. Depois do registro, a tela mostra o aviso “Ocorrência agrupada”, com o protocolo da ocorrência que já existia. A prefeitura acompanha as ocorrências agrupadas em conjunto (Seção 5.4), e cada autor continua recebendo as notificações da sua. No mapa da tela inicial, o grupo aparece como um único ponto (Seção 3.1).</w:t>
       </w:r>
     </w:p>
     <w:p>
@@ -3418,7 +3711,25 @@
         <w:t xml:space="preserve">código de acompanhamento</w:t>
       </w:r>
       <w:r>
-        <w:t xml:space="preserve"> exibido no registro; use o botão “Acompanhar ocorrência anônima” para consultá-la.</w:t>
+        <w:t xml:space="preserve"> exibido no registro; use o botão “Acompanhar ocorrência anônima” para consultá-la. Se o código de 8 caracteres estiver copiado, o campo já vem preenchido.</w:t>
+      </w:r>
+    </w:p>
+    <w:p>
+      <w:pPr>
+        <w:pStyle w:val="1477"/>
+        <w:pBdr/>
+        <w:spacing w:before="240" w:after="240" w:line="360" w:lineRule="auto"/>
+        <w:ind w:firstLine="0" w:left="709"/>
+        <w:rPr/>
+      </w:pPr>
+      <w:r>
+        <w:rPr>
+          <w:b/>
+        </w:rPr>
+        <w:t xml:space="preserve">Protocolo</w:t>
+      </w:r>
+      <w:r>
+        <w:t xml:space="preserve">: onde quer que o número de protocolo apareça — nos cartões da listagem e da tela inicial, nos detalhes, nas estatísticas e na lista de ocorrências agrupadas —, há ao lado um botão para copiá-lo. O texto dos cartões também pode ser selecionado e copiado; para abrir a ocorrência em uma nova aba, use Ctrl+clique (Cmd+clique no Mac).</w:t>
       </w:r>
     </w:p>
     <w:p>
@@ -3591,7 +3902,7 @@
         <w:t xml:space="preserve">Dados Pessoais</w:t>
       </w:r>
       <w:r>
-        <w:t xml:space="preserve">: edite nome, telefone, CEP, logradouro, número, bairro e município e toque em “Salvar dados”.</w:t>
+        <w:t xml:space="preserve">: edite nome, telefone, CEP, logradouro, número, bairro e município e toque em “Salvar dados”. No telefone e no CEP, digite apenas os números: a máscara é aplicada automaticamente, como em (35) 99999-8888 e 37540-000. O nome aceita apenas letras, espaço, apóstrofo, hífen e ponto.</w:t>
       </w:r>
     </w:p>
     <w:p>
@@ -3627,7 +3938,7 @@
         <w:t xml:space="preserve">Verificação em duas etapas (MFA)</w:t>
       </w:r>
       <w:r>
-        <w:t xml:space="preserve">: ative/desative o aplicativo autenticador (QR Code), o código por e-mail ou o código por SMS. A desativação sempre exige o código do método.</w:t>
+        <w:t xml:space="preserve">: ative/desative o aplicativo autenticador (QR Code), o código por e-mail ou o código por SMS. A desativação sempre exige o código do método. Se o código estiver copiado, o campo já vem preenchido.</w:t>
       </w:r>
     </w:p>
     <w:p>
@@ -3645,7 +3956,7 @@
         <w:t xml:space="preserve">MFA por SMS</w:t>
       </w:r>
       <w:r>
-        <w:t xml:space="preserve">: para ativar, toque em “Ativar”, confirme o número do celular (DDD + 9 dígitos; telefone fixo não é aceito) e digite o código de 6 dígitos recebido por SMS. Para desativar, toque em “Desativar” e digite o código enviado ao celular. O botão “Reenviar código” fica disponível a cada 60 segundos, e o número ativo aparece mascarado, como “(35) 9****-1234”. O celular não pode estar vinculado a outra conta.</w:t>
+        <w:t xml:space="preserve">: para ativar, toque em “Ativar”, confirme o número do celular (DDD + 9 dígitos, como (35) 99999-8888; telefone fixo não é aceito, e o botão de envio do código só é habilitado com um celular válido) e digite o código de 6 dígitos recebido por SMS. Para desativar, toque em “Desativar” e digite o código enviado ao celular. O botão “Reenviar código” fica disponível a cada 60 segundos, e o número ativo aparece mascarado, como “(35) 9****-1234”. O celular não pode estar vinculado a outra conta.</w:t>
       </w:r>
     </w:p>
     <w:p>
@@ -3663,7 +3974,7 @@
         <w:t xml:space="preserve">Zona de Perigo — Excluir conta</w:t>
       </w:r>
       <w:r>
-        <w:t xml:space="preserve">: remove definitivamente a conta e os dados pessoais (LGPD). Se houver MFA ativo, um código de confirmação é exigido — enviado por e-mail, gerado pelo aplicativo autenticador ou enviado por SMS, conforme os métodos ativos.</w:t>
+        <w:t xml:space="preserve">: remove definitivamente a conta e os dados pessoais (LGPD). Se houver MFA ativo, um código de confirmação é exigido — enviado por e-mail, gerado pelo aplicativo autenticador ou enviado por SMS, conforme os métodos ativos. A janela de confirmação avisa, em destaque: “Esta ação não pode ser desfeita.”</w:t>
       </w:r>
     </w:p>
     <w:p>
@@ -3729,11 +4040,11 @@
         <w:rPr/>
       </w:pPr>
       <w:r/>
-      <w:bookmarkStart w:id="19" w:name="_Toc19"/>
+      <w:bookmarkStart w:id="36" w:name="_Toc36"/>
       <w:r>
-        <w:t xml:space="preserve">4.1 O que o Visitante pode fazer</w:t>
+        <w:t xml:space="preserve">4.1 Escolher o município</w:t>
       </w:r>
-      <w:bookmarkEnd w:id="19"/>
+      <w:bookmarkEnd w:id="36"/>
       <w:r/>
     </w:p>
     <w:p>
@@ -3745,7 +4056,141 @@
         <w:rPr/>
       </w:pPr>
       <w:r>
-        <w:t xml:space="preserve">Ver o mapa e a lista de todas as ocorrências (sem os dados pessoais dos autores).</w:t>
+        <w:t xml:space="preserve">Na tela de entrada, toque em “Entrar como Usuário Anônimo”.</w:t>
+      </w:r>
+    </w:p>
+    <w:p>
+      <w:pPr>
+        <w:pStyle w:val="1477"/>
+        <w:pBdr/>
+        <w:spacing w:before="240" w:after="240" w:line="360" w:lineRule="auto"/>
+        <w:ind w:firstLine="0" w:left="709"/>
+        <w:rPr/>
+      </w:pPr>
+      <w:r>
+        <w:t xml:space="preserve">O fundo da tela fica desfocado e abre a janela “Qual é o seu município?”. Informe a UF e escolha o município na lista (os municípios do IBGE daquela UF, que se completam enquanto você digita) ou toque em “📍 Usar minha localização” — o sistema tenta localizar você por até 5 segundos.</w:t>
+      </w:r>
+    </w:p>
+    <w:p>
+      <w:pPr>
+        <w:pStyle w:val="1477"/>
+        <w:pBdr/>
+        <w:spacing w:before="240" w:after="240" w:line="360" w:lineRule="auto"/>
+        <w:ind w:firstLine="0" w:left="709"/>
+        <w:rPr/>
+      </w:pPr>
+      <w:r>
+        <w:t xml:space="preserve">Toque em “Entrar como anônimo” (ou em “Voltar”, para desistir). O mapa e as listas abrem no município escolhido.</w:t>
+      </w:r>
+    </w:p>
+    <w:p>
+      <w:pPr>
+        <w:pBdr/>
+        <w:spacing w:before="240" w:after="240" w:line="360" w:lineRule="auto"/>
+        <w:ind/>
+        <w:rPr/>
+      </w:pPr>
+      <w:r>
+        <w:rPr>
+          <w:b/>
+        </w:rPr>
+        <w:t xml:space="preserve">Observação: </w:t>
+      </w:r>
+      <w:r>
+        <w:rPr>
+          <w:i/>
+        </w:rPr>
+        <w:t xml:space="preserve">A escolha do município é obrigatória: sem ela, o Visitante não acessa nenhuma tela — ao tentar abrir outra página, o sistema volta à tela de entrada com a janela aberta. O município escolhido é esquecido ao sair do sistema.</w:t>
+      </w:r>
+      <w:r/>
+    </w:p>
+    <w:p>
+      <w:pPr>
+        <w:pStyle w:val="1447"/>
+        <w:pBdr/>
+        <w:spacing w:before="240" w:after="240" w:line="360" w:lineRule="auto"/>
+        <w:ind/>
+        <w:rPr/>
+      </w:pPr>
+      <w:r/>
+      <w:bookmarkStart w:id="37" w:name="_Toc37"/>
+      <w:r>
+        <w:t xml:space="preserve">4.2 Alterar o município</w:t>
+      </w:r>
+      <w:bookmarkEnd w:id="37"/>
+      <w:r/>
+    </w:p>
+    <w:p>
+      <w:pPr>
+        <w:pStyle w:val="1477"/>
+        <w:pBdr/>
+        <w:spacing w:before="240" w:after="240" w:line="360" w:lineRule="auto"/>
+        <w:ind w:firstLine="0" w:left="709"/>
+        <w:rPr/>
+      </w:pPr>
+      <w:r>
+        <w:t xml:space="preserve">Na barra do topo, toque no botão com o nome do município e a palavra “Alterar”.</w:t>
+      </w:r>
+    </w:p>
+    <w:p>
+      <w:pPr>
+        <w:pStyle w:val="1477"/>
+        <w:pBdr/>
+        <w:spacing w:before="240" w:after="240" w:line="360" w:lineRule="auto"/>
+        <w:ind w:firstLine="0" w:left="709"/>
+        <w:rPr/>
+      </w:pPr>
+      <w:r>
+        <w:t xml:space="preserve">Na janela “Qual é o seu município?”, informe a nova UF e o novo município, ou use a localização, e toque em “Alterar município” (ou em “Cancelar”, para manter o atual).</w:t>
+      </w:r>
+    </w:p>
+    <w:p>
+      <w:pPr>
+        <w:pBdr/>
+        <w:spacing w:before="240" w:after="240" w:line="360" w:lineRule="auto"/>
+        <w:ind/>
+        <w:rPr/>
+      </w:pPr>
+      <w:r>
+        <w:rPr>
+          <w:b/>
+        </w:rPr>
+        <w:t xml:space="preserve">Observação: </w:t>
+      </w:r>
+      <w:r>
+        <w:rPr>
+          <w:i/>
+        </w:rPr>
+        <w:t xml:space="preserve">Para o Visitante, o seletor de município não aparece na tela inicial nem na listagem de ocorrências: a troca é feita apenas por esse botão.</w:t>
+      </w:r>
+      <w:r/>
+    </w:p>
+    <w:p>
+      <w:pPr>
+        <w:pStyle w:val="1447"/>
+        <w:pBdr/>
+        <w:spacing w:before="240" w:after="240" w:line="360" w:lineRule="auto"/>
+        <w:ind/>
+        <w:rPr/>
+      </w:pPr>
+      <w:r/>
+      <w:bookmarkStart w:id="19" w:name="_Toc19"/>
+      <w:r>
+        <w:t xml:space="preserve">4.3 O que o Visitante pode fazer</w:t>
+      </w:r>
+      <w:bookmarkEnd w:id="19"/>
+      <w:r/>
+    </w:p>
+    <w:p>
+      <w:pPr>
+        <w:pStyle w:val="1477"/>
+        <w:pBdr/>
+        <w:spacing w:before="240" w:after="240" w:line="360" w:lineRule="auto"/>
+        <w:ind w:firstLine="0" w:left="709"/>
+        <w:rPr/>
+      </w:pPr>
+      <w:r>
+        <w:t xml:space="preserve">Ver o mapa e a lista das ocorrências do município escolhido (sem os dados pessoais dos autores).</w:t>
       </w:r>
     </w:p>
     <w:p>
@@ -3783,7 +4228,7 @@
       <w:r/>
       <w:bookmarkStart w:id="20" w:name="_Toc20"/>
       <w:r>
-        <w:t xml:space="preserve">4.2 O que exige conta</w:t>
+        <w:t xml:space="preserve">4.4 O que exige conta</w:t>
       </w:r>
       <w:bookmarkEnd w:id="20"/>
       <w:r/>
@@ -4080,7 +4525,7 @@
         <w:rPr>
           <w:b/>
         </w:rPr>
-        <w:t xml:space="preserve">Escolha o departamento na lista — ela mostra os setores cadastrados no município da ocorrência, com o e-mail de destino — e role para ver os demais.</w:t>
+        <w:t xml:space="preserve">Na janela “Para qual departamento?”, marque o departamento — a lista mostra os setores cadastrados no município da ocorrência, com o e-mail de destino; role para ver os demais. Se mais de um setor for responsável, marque todos: cada um recebe o seu e-mail.</w:t>
       </w:r>
       <w:r/>
     </w:p>
@@ -4096,7 +4541,23 @@
         <w:rPr>
           <w:b/>
         </w:rPr>
-        <w:t xml:space="preserve">Toque em “Encaminhar e iniciar atendimento”. O sistema envia ao departamento um e-mail com o protocolo, a categoria, a prioridade, o endereço, o relato e as fotos — sem nenhum dado pessoal do autor.</w:t>
+        <w:t xml:space="preserve">Toque em “Encaminhar e iniciar atendimento” (ou “Encaminhar aos N setores e iniciar atendimento”). O sistema envia a cada departamento um e-mail com o protocolo, a categoria, a prioridade, o endereço, o relato e as fotos — sem nenhum dado pessoal do autor.</w:t>
+      </w:r>
+      <w:r/>
+    </w:p>
+    <w:p>
+      <w:pPr>
+        <w:pStyle w:val="1477"/>
+        <w:pBdr/>
+        <w:spacing w:before="240" w:after="240" w:line="360" w:lineRule="auto"/>
+        <w:ind w:firstLine="0" w:left="709"/>
+        <w:rPr/>
+      </w:pPr>
+      <w:r>
+        <w:rPr>
+          <w:b/>
+        </w:rPr>
+        <w:t xml:space="preserve">O e-mail traz ainda os links “Ver o local no mapa” e “Abrir a rota no Google Maps”, o botão “Ver / responder ocorrência” — que dá ao departamento acesso à ocorrência sem conta, por até 30 dias (Seção 8) — e, em “Qualquer dúvida entre em contato:”, o seu e-mail e os dos administradores do município. Cada encaminhamento gera um link novo.</w:t>
       </w:r>
       <w:r/>
     </w:p>
@@ -4117,6 +4578,102 @@
     </w:p>
     <w:p>
       <w:pPr>
+        <w:pStyle w:val="1448"/>
+        <w:pBdr/>
+        <w:spacing w:before="240" w:after="240" w:line="360" w:lineRule="auto"/>
+        <w:ind/>
+        <w:rPr/>
+      </w:pPr>
+      <w:r/>
+      <w:bookmarkStart w:id="38" w:name="_Toc38"/>
+      <w:r>
+        <w:t xml:space="preserve">5.2.1 Solicitação de conclusão pelo departamento</w:t>
+      </w:r>
+      <w:bookmarkEnd w:id="38"/>
+      <w:r/>
+    </w:p>
+    <w:p>
+      <w:pPr>
+        <w:pBdr/>
+        <w:spacing w:before="240" w:after="240" w:line="360" w:lineRule="auto"/>
+        <w:ind/>
+        <w:rPr/>
+      </w:pPr>
+      <w:r>
+        <w:t xml:space="preserve">Terminado o serviço, o departamento pode solicitar a conclusão pelo link do e-mail, enviando uma foto (Seção 8.3). A solicitação não muda o status: ela aparece no Histórico da ocorrência como “Conclusão solicitada — por &lt;departamento&gt;”, visível apenas para a equipe (Funcionário, Administrador e Super Administrador), e quem encaminhou recebe o e-mail “Conclusão solicitada”, com o botão “Abrir ocorrência”.</w:t>
+      </w:r>
+    </w:p>
+    <w:p>
+      <w:pPr>
+        <w:pStyle w:val="1477"/>
+        <w:pBdr/>
+        <w:spacing w:before="240" w:after="240" w:line="360" w:lineRule="auto"/>
+        <w:ind w:firstLine="0" w:left="709"/>
+        <w:rPr/>
+      </w:pPr>
+      <w:r>
+        <w:t xml:space="preserve">Abra a ocorrência e localize, no Histórico, o item “Conclusão solicitada”, com a data, o departamento e, se houver, a “Mensagem do departamento”.</w:t>
+      </w:r>
+    </w:p>
+    <w:p>
+      <w:pPr>
+        <w:pStyle w:val="1477"/>
+        <w:pBdr/>
+        <w:spacing w:before="240" w:after="240" w:line="360" w:lineRule="auto"/>
+        <w:ind w:firstLine="0" w:left="709"/>
+        <w:rPr/>
+      </w:pPr>
+      <w:r>
+        <w:t xml:space="preserve">Toque em “Ver anexo” para abrir a foto enviada pelo departamento.</w:t>
+      </w:r>
+    </w:p>
+    <w:p>
+      <w:pPr>
+        <w:pStyle w:val="1477"/>
+        <w:pBdr/>
+        <w:spacing w:before="240" w:after="240" w:line="360" w:lineRule="auto"/>
+        <w:ind w:firstLine="0" w:left="709"/>
+        <w:rPr/>
+      </w:pPr>
+      <w:r>
+        <w:t xml:space="preserve">Se a foto comprovar o serviço, toque em “✓ Marcar como concluída”. A ocorrência passa a “Concluída”, com a mensagem “Conclusão confirmada (solicitada por &lt;departamento&gt;).”; se “Aplicar a todas as ocorrências agrupadas” estiver marcada, o grupo inteiro é concluído.</w:t>
+      </w:r>
+    </w:p>
+    <w:p>
+      <w:pPr>
+        <w:pStyle w:val="1477"/>
+        <w:pBdr/>
+        <w:spacing w:before="240" w:after="240" w:line="360" w:lineRule="auto"/>
+        <w:ind w:firstLine="0" w:left="709"/>
+        <w:rPr/>
+      </w:pPr>
+      <w:r>
+        <w:t xml:space="preserve">Se a foto não convencer, encaminhe a ocorrência de novo ao mesmo departamento (Seção 5.2): é assim que se pede que o serviço seja refeito. O departamento recebe um novo e-mail, com um novo link, e pode enviar outra solicitação.</w:t>
+      </w:r>
+    </w:p>
+    <w:p>
+      <w:pPr>
+        <w:pBdr/>
+        <w:spacing w:before="240" w:after="240" w:line="360" w:lineRule="auto"/>
+        <w:ind/>
+        <w:rPr/>
+      </w:pPr>
+      <w:r>
+        <w:rPr>
+          <w:b/>
+        </w:rPr>
+        <w:t xml:space="preserve">Observação: </w:t>
+      </w:r>
+      <w:r>
+        <w:rPr>
+          <w:i/>
+        </w:rPr>
+        <w:t xml:space="preserve">O botão “✓ Marcar como concluída” aparece apenas na solicitação que ainda vale, enquanto a ocorrência estiver Pendente ou Em Andamento. Reabrir, concluir ou reencaminhar a ocorrência encerra a solicitação pendente; o “Ver anexo” continua disponível no histórico.</w:t>
+      </w:r>
+      <w:r/>
+    </w:p>
+    <w:p>
+      <w:pPr>
         <w:pStyle w:val="1447"/>
         <w:pBdr/>
         <w:spacing w:before="240" w:after="240" w:line="360" w:lineRule="auto"/>
@@ -4203,7 +4760,7 @@
         <w:rPr/>
       </w:pPr>
       <w:r>
-        <w:t xml:space="preserve">Registros do mesmo problema (mesma categoria, num raio de 50 metros) são encadeados automaticamente em um grupo. Na tela de detalhes, a seção “Ocorrências agrupadas” lista todos os protocolos do grupo. Marque “Aplicar a todas as ocorrências agrupadas” antes de mudar o status para atualizar o grupo inteiro de uma vez — todos os autores são notificados.</w:t>
+        <w:t xml:space="preserve">Registros do mesmo problema (mesma categoria, a até 70 metros em linha reta) são encadeados automaticamente em um grupo. Na tela de detalhes, a seção “Ocorrências agrupadas” lista todos os protocolos do grupo. Marque “Aplicar a todas as ocorrências agrupadas” antes de mudar o status para atualizar o grupo inteiro de uma vez — todos os autores são notificados. No mapa da tela inicial, o grupo aparece como um único ponto, que se abre em leque ao ser tocado (Seção 3.1).</w:t>
       </w:r>
     </w:p>
     <w:p>
@@ -4792,7 +5349,7 @@
         <w:rPr>
           <w:b/>
         </w:rPr>
-        <w:t xml:space="preserve">Na listagem de ocorrências, toque em “Excluir”, no cartão da ocorrência. O botão aparece apenas para o Super Administrador.</w:t>
+        <w:t xml:space="preserve">Na listagem de ocorrências, toque em “Excluir”, no cartão da ocorrência, ou em “🗑 Excluir Ocorrência”, na tela de detalhes. O botão aparece apenas para o Super Administrador.</w:t>
       </w:r>
       <w:r/>
     </w:p>
@@ -4808,7 +5365,7 @@
         <w:rPr>
           <w:b/>
         </w:rPr>
-        <w:t xml:space="preserve">Confira, na janela de confirmação, o protocolo e o título da ocorrência e toque em “Excluir ocorrência” (ou em “Cancelar”, para desistir).</w:t>
+        <w:t xml:space="preserve">Se a ocorrência não tiver agrupadas, confira, na janela “Excluir ocorrência”, o protocolo e o título e toque em “Excluir ocorrência” (ou em “Cancelar”, para desistir).</w:t>
       </w:r>
       <w:r/>
     </w:p>
@@ -4824,7 +5381,39 @@
         <w:rPr>
           <w:b/>
         </w:rPr>
-        <w:t xml:space="preserve">A ocorrência passa ao status “Finalizada” (selo preto), e o histórico registra “Ocorrência excluída pelo Super Administrador.”. As fotos são apagadas, e o autor identificado recebe um e-mail informando que a ocorrência foi excluída pela administração. A ação não pode ser desfeita: a ocorrência finalizada não pode ser reaberta nem ter o status alterado.</w:t>
+        <w:t xml:space="preserve">Se a ocorrência tiver agrupadas, a janela lista todas as ocorrências do grupo — o protocolo (o link abre a ocorrência em uma nova aba), o título, o status e a última mensagem do histórico —, cada uma com uma caixa de seleção. A ocorrência em que você tocou já vem marcada e indicada como “(atual)”. Toque na linha para marcar ou desmarcar, ou use “Selecionar todas” / “Desmarcar todas”, e toque em “Excluir N ocorrências”.</w:t>
+      </w:r>
+      <w:r/>
+    </w:p>
+    <w:p>
+      <w:pPr>
+        <w:pStyle w:val="1477"/>
+        <w:pBdr/>
+        <w:spacing w:before="240" w:after="240" w:line="360" w:lineRule="auto"/>
+        <w:ind w:firstLine="0" w:left="709"/>
+        <w:rPr/>
+      </w:pPr>
+      <w:r>
+        <w:rPr>
+          <w:b/>
+        </w:rPr>
+        <w:t xml:space="preserve">Na janela “Confirmar exclusão”, confira os protocolos que serão excluídos e toque em “Sim, excluir” (ou em “Voltar”, para rever a seleção).</w:t>
+      </w:r>
+      <w:r/>
+    </w:p>
+    <w:p>
+      <w:pPr>
+        <w:pStyle w:val="1477"/>
+        <w:pBdr/>
+        <w:spacing w:before="240" w:after="240" w:line="360" w:lineRule="auto"/>
+        <w:ind w:firstLine="0" w:left="709"/>
+        <w:rPr/>
+      </w:pPr>
+      <w:r>
+        <w:rPr>
+          <w:b/>
+        </w:rPr>
+        <w:t xml:space="preserve">Cada ocorrência excluída passa ao status “Finalizada” (selo preto), e o histórico registra “Ocorrência excluída pelo Super Administrador.”. As fotos são apagadas — inclusive a foto enviada pelo departamento na solicitação de conclusão —, e cada autor identificado recebe um e-mail informando que a ocorrência foi excluída pela administração. Como as janelas avisam, em destaque (“Esta ação não pode ser desfeita.”), a ação não pode ser desfeita: a ocorrência finalizada não pode ser reaberta nem ter o status alterado.</w:t>
       </w:r>
       <w:r/>
     </w:p>
@@ -4879,9 +5468,566 @@
         <w:rPr/>
       </w:pPr>
       <w:r/>
+      <w:bookmarkStart w:id="39" w:name="_Toc39"/>
+      <w:r>
+        <w:t xml:space="preserve">8 FUNCIONÁRIO DO DEPARTAMENTO</w:t>
+      </w:r>
+      <w:bookmarkEnd w:id="39"/>
+      <w:r/>
+    </w:p>
+    <w:p>
+      <w:pPr>
+        <w:pBdr/>
+        <w:spacing w:before="240" w:after="240" w:line="360" w:lineRule="auto"/>
+        <w:ind/>
+        <w:rPr/>
+      </w:pPr>
+      <w:r>
+        <w:t xml:space="preserve">O funcionário do departamento — o setor da prefeitura responsável pelo serviço, como obras ou iluminação pública — não precisa de conta no Fala, Cidade!. Cada ocorrência encaminhada pela equipe do município (Seção 5.2) chega ao e-mail institucional do departamento, e o link desse e-mail dá acesso à ocorrência e permite informar que o serviço foi feito.</w:t>
+      </w:r>
+    </w:p>
+    <w:p>
+      <w:pPr>
+        <w:pStyle w:val="1447"/>
+        <w:pBdr/>
+        <w:spacing w:before="240" w:after="240" w:line="360" w:lineRule="auto"/>
+        <w:ind/>
+        <w:rPr/>
+      </w:pPr>
+      <w:r/>
+      <w:bookmarkStart w:id="40" w:name="_Toc40"/>
+      <w:r>
+        <w:t xml:space="preserve">8.1 Abrir a ocorrência pelo e-mail</w:t>
+      </w:r>
+      <w:bookmarkEnd w:id="40"/>
+      <w:r/>
+    </w:p>
+    <w:p>
+      <w:pPr>
+        <w:pStyle w:val="1477"/>
+        <w:pBdr/>
+        <w:spacing w:before="240" w:after="240" w:line="360" w:lineRule="auto"/>
+        <w:ind w:firstLine="0" w:left="709"/>
+        <w:rPr/>
+      </w:pPr>
+      <w:r>
+        <w:t xml:space="preserve">Abra o e-mail “Fala, Cidade! – Ocorrência &lt;protocolo&gt; encaminhada”. Ele traz o protocolo, a categoria, a prioridade, a data de registro, o endereço, o relato do cidadão e as fotos em anexo, com rostos e placas desfocados.</w:t>
+      </w:r>
+    </w:p>
+    <w:p>
+      <w:pPr>
+        <w:pStyle w:val="1477"/>
+        <w:pBdr/>
+        <w:spacing w:before="240" w:after="240" w:line="360" w:lineRule="auto"/>
+        <w:ind w:firstLine="0" w:left="709"/>
+        <w:rPr/>
+      </w:pPr>
+      <w:r>
+        <w:t xml:space="preserve">Para ir até o local, use o link “Abrir a rota no Google Maps” — no celular, a rota abre direto no aplicativo — ou “Ver o local no mapa”.</w:t>
+      </w:r>
+    </w:p>
+    <w:p>
+      <w:pPr>
+        <w:pStyle w:val="1477"/>
+        <w:pBdr/>
+        <w:spacing w:before="240" w:after="240" w:line="360" w:lineRule="auto"/>
+        <w:ind w:firstLine="0" w:left="709"/>
+        <w:rPr/>
+      </w:pPr>
+      <w:r>
+        <w:t xml:space="preserve">Toque no botão “Ver / responder ocorrência”. A página da ocorrência abre no navegador, sem login nem senha.</w:t>
+      </w:r>
+    </w:p>
+    <w:p>
+      <w:pPr>
+        <w:pBdr/>
+        <w:spacing w:before="240" w:after="240" w:line="360" w:lineRule="auto"/>
+        <w:ind/>
+        <w:rPr/>
+      </w:pPr>
+      <w:r>
+        <w:rPr>
+          <w:b/>
+        </w:rPr>
+        <w:t xml:space="preserve">Observação: </w:t>
+      </w:r>
+      <w:r>
+        <w:rPr>
+          <w:i/>
+        </w:rPr>
+        <w:t xml:space="preserve">O link dá acesso apenas às ocorrências daquele encaminhamento e vale enquanto a ocorrência estiver aberta (Pendente ou Em Andamento), por no máximo 30 dias. Não o repasse para fora do departamento. Cada novo encaminhamento chega em um novo e-mail, com um link novo.</w:t>
+      </w:r>
+      <w:r/>
+    </w:p>
+    <w:p>
+      <w:pPr>
+        <w:pBdr/>
+        <w:spacing w:before="240" w:after="240" w:line="360" w:lineRule="auto"/>
+        <w:ind/>
+        <w:rPr/>
+      </w:pPr>
+      <w:r>
+        <w:rPr>
+          <w:b/>
+        </w:rPr>
+        <w:t xml:space="preserve">Observação: </w:t>
+      </w:r>
+      <w:r>
+        <w:rPr>
+          <w:i/>
+        </w:rPr>
+        <w:t xml:space="preserve">Dúvidas sobre o serviço: escreva para os endereços indicados no fim do e-mail, em “Qualquer dúvida entre em contato:” — o de quem encaminhou e os dos administradores do município.</w:t>
+      </w:r>
+      <w:r/>
+    </w:p>
+    <w:p>
+      <w:pPr>
+        <w:pStyle w:val="1447"/>
+        <w:pBdr/>
+        <w:spacing w:before="240" w:after="240" w:line="360" w:lineRule="auto"/>
+        <w:ind/>
+        <w:rPr/>
+      </w:pPr>
+      <w:r/>
+      <w:bookmarkStart w:id="41" w:name="_Toc41"/>
+      <w:r>
+        <w:t xml:space="preserve">8.2 O que a página mostra</w:t>
+      </w:r>
+      <w:bookmarkEnd w:id="41"/>
+      <w:r/>
+    </w:p>
+    <w:p>
+      <w:pPr>
+        <w:pBdr/>
+        <w:spacing w:before="240" w:after="240" w:line="360" w:lineRule="auto"/>
+        <w:ind/>
+        <w:rPr/>
+      </w:pPr>
+      <w:r>
+        <w:t xml:space="preserve">No topo, a página indica o departamento (“Departamento: &lt;nome&gt;”). Em seguida vem a ocorrência encaminhada: o protocolo, com o botão de copiar, o status, o título, a categoria, o endereço, o link “Abrir a rota no Google Maps”, o relato e as fotos. Mais abaixo aparecem:</w:t>
+      </w:r>
+    </w:p>
+    <w:p>
+      <w:pPr>
+        <w:pStyle w:val="1477"/>
+        <w:pBdr/>
+        <w:spacing w:before="240" w:after="240" w:line="360" w:lineRule="auto"/>
+        <w:ind w:firstLine="0" w:left="709"/>
+        <w:rPr/>
+      </w:pPr>
+      <w:r>
+        <w:rPr>
+          <w:b/>
+        </w:rPr>
+        <w:t xml:space="preserve">Ocorrências agrupadas</w:t>
+      </w:r>
+      <w:r>
+        <w:t xml:space="preserve">: quando outras pessoas registraram o mesmo problema no mesmo local, a lista mostra o protocolo, o título e o status de cada ocorrência do grupo; toque em uma delas para abri-la na mesma página.</w:t>
+      </w:r>
+    </w:p>
+    <w:p>
+      <w:pPr>
+        <w:pStyle w:val="1477"/>
+        <w:pBdr/>
+        <w:spacing w:before="240" w:after="240" w:line="360" w:lineRule="auto"/>
+        <w:ind w:firstLine="0" w:left="709"/>
+        <w:rPr/>
+      </w:pPr>
+      <w:r>
+        <w:rPr>
+          <w:b/>
+        </w:rPr>
+        <w:t xml:space="preserve">Histórico</w:t>
+      </w:r>
+      <w:r>
+        <w:t xml:space="preserve">: cada mudança de status, com a data e a hora, e a nota de cada encaminhamento.</w:t>
+      </w:r>
+    </w:p>
+    <w:p>
+      <w:pPr>
+        <w:pBdr/>
+        <w:spacing w:before="240" w:after="240" w:line="360" w:lineRule="auto"/>
+        <w:ind/>
+        <w:rPr/>
+      </w:pPr>
+      <w:r>
+        <w:rPr>
+          <w:b/>
+        </w:rPr>
+        <w:t xml:space="preserve">Observação: </w:t>
+      </w:r>
+      <w:r>
+        <w:rPr>
+          <w:i/>
+        </w:rPr>
+        <w:t xml:space="preserve">Privacidade (LGPD): a página não mostra dados pessoais — nem o nome ou o e-mail de quem registrou a ocorrência, nem quem fez cada trâmite, nem as mensagens que a equipe da prefeitura escreveu ao cidadão.</w:t>
+      </w:r>
+      <w:r/>
+    </w:p>
+    <w:p>
+      <w:pPr>
+        <w:pStyle w:val="1447"/>
+        <w:pBdr/>
+        <w:spacing w:before="240" w:after="240" w:line="360" w:lineRule="auto"/>
+        <w:ind/>
+        <w:rPr/>
+      </w:pPr>
+      <w:r/>
+      <w:bookmarkStart w:id="42" w:name="_Toc42"/>
+      <w:r>
+        <w:t xml:space="preserve">8.3 Solicitar a conclusão</w:t>
+      </w:r>
+      <w:bookmarkEnd w:id="42"/>
+      <w:r/>
+    </w:p>
+    <w:p>
+      <w:pPr>
+        <w:pBdr/>
+        <w:spacing w:before="240" w:after="240" w:line="360" w:lineRule="auto"/>
+        <w:ind/>
+        <w:rPr/>
+      </w:pPr>
+      <w:r>
+        <w:t xml:space="preserve">Terminado o serviço, informe a prefeitura pela própria página:</w:t>
+      </w:r>
+    </w:p>
+    <w:p>
+      <w:pPr>
+        <w:pStyle w:val="1477"/>
+        <w:pBdr/>
+        <w:spacing w:before="240" w:after="240" w:line="360" w:lineRule="auto"/>
+        <w:ind w:firstLine="0" w:left="709"/>
+        <w:rPr/>
+      </w:pPr>
+      <w:r>
+        <w:t xml:space="preserve">Toque em “Solicitar conclusão”.</w:t>
+      </w:r>
+    </w:p>
+    <w:p>
+      <w:pPr>
+        <w:pStyle w:val="1477"/>
+        <w:pBdr/>
+        <w:spacing w:before="240" w:after="240" w:line="360" w:lineRule="auto"/>
+        <w:ind w:firstLine="0" w:left="709"/>
+        <w:rPr/>
+      </w:pPr>
+      <w:r>
+        <w:t xml:space="preserve">Na janela, toque em “Escolher ou tirar foto” e anexe uma foto do serviço feito — ela é obrigatória. No celular, a câmera pode ser aberta direto. A prévia aparece na janela; para substituí-la, toque em “Trocar foto”.</w:t>
+      </w:r>
+    </w:p>
+    <w:p>
+      <w:pPr>
+        <w:pStyle w:val="1477"/>
+        <w:pBdr/>
+        <w:spacing w:before="240" w:after="240" w:line="360" w:lineRule="auto"/>
+        <w:ind w:firstLine="0" w:left="709"/>
+        <w:rPr/>
+      </w:pPr>
+      <w:r>
+        <w:t xml:space="preserve">Se desejar, escreva uma mensagem no campo “Mensagem (opcional)” — por exemplo: “buraco tapado e asfalto refeito.”.</w:t>
+      </w:r>
+    </w:p>
+    <w:p>
+      <w:pPr>
+        <w:pStyle w:val="1477"/>
+        <w:pBdr/>
+        <w:spacing w:before="240" w:after="240" w:line="360" w:lineRule="auto"/>
+        <w:ind w:firstLine="0" w:left="709"/>
+        <w:rPr/>
+      </w:pPr>
+      <w:r>
+        <w:t xml:space="preserve">Toque em “Enviar solicitação” (ou em “Cancelar”, para desistir). O sistema confirma: “Solicitação enviada. A prefeitura vai conferir e concluir a ocorrência.”</w:t>
+      </w:r>
+    </w:p>
+    <w:p>
+      <w:pPr>
+        <w:pBdr/>
+        <w:spacing w:before="240" w:after="240" w:line="360" w:lineRule="auto"/>
+        <w:ind/>
+        <w:rPr/>
+      </w:pPr>
+      <w:r>
+        <w:rPr>
+          <w:b/>
+        </w:rPr>
+        <w:t xml:space="preserve">Observação: </w:t>
+      </w:r>
+      <w:r>
+        <w:rPr>
+          <w:i/>
+        </w:rPr>
+        <w:t xml:space="preserve">Privacidade (LGPD): a foto passa pela mesma verificação das fotos das ocorrências — rostos e placas são desfocados automaticamente, e uma foto reprovada é recusada, com o motivo. Nesse caso, tire outra foto e envie de novo.</w:t>
+      </w:r>
+      <w:r/>
+    </w:p>
+    <w:p>
+      <w:pPr>
+        <w:pStyle w:val="1447"/>
+        <w:pBdr/>
+        <w:spacing w:before="240" w:after="240" w:line="360" w:lineRule="auto"/>
+        <w:ind/>
+        <w:rPr/>
+      </w:pPr>
+      <w:r/>
+      <w:bookmarkStart w:id="43" w:name="_Toc43"/>
+      <w:r>
+        <w:t xml:space="preserve">8.4 Depois do envio</w:t>
+      </w:r>
+      <w:bookmarkEnd w:id="43"/>
+      <w:r/>
+    </w:p>
+    <w:p>
+      <w:pPr>
+        <w:pStyle w:val="1477"/>
+        <w:pBdr/>
+        <w:spacing w:before="240" w:after="240" w:line="360" w:lineRule="auto"/>
+        <w:ind w:firstLine="0" w:left="709"/>
+        <w:rPr/>
+      </w:pPr>
+      <w:r>
+        <w:t xml:space="preserve">O status da ocorrência não muda. A solicitação entra no histórico visível apenas para a equipe da prefeitura (Seção 5.2.1), e quem encaminhou recebe o e-mail “Conclusão solicitada”.</w:t>
+      </w:r>
+    </w:p>
+    <w:p>
+      <w:pPr>
+        <w:pStyle w:val="1477"/>
+        <w:pBdr/>
+        <w:spacing w:before="240" w:after="240" w:line="360" w:lineRule="auto"/>
+        <w:ind w:firstLine="0" w:left="709"/>
+        <w:rPr/>
+      </w:pPr>
+      <w:r>
+        <w:t xml:space="preserve">No lugar do botão, a página passa a mostrar “Conclusão solicitada em dd/mm/aaaa hh:mm — aguardando a prefeitura confirmar.”. Enquanto isso, não é possível enviar outra solicitação.</w:t>
+      </w:r>
+    </w:p>
+    <w:p>
+      <w:pPr>
+        <w:pStyle w:val="1477"/>
+        <w:pBdr/>
+        <w:spacing w:before="240" w:after="240" w:line="360" w:lineRule="auto"/>
+        <w:ind w:firstLine="0" w:left="709"/>
+        <w:rPr/>
+      </w:pPr>
+      <w:r>
+        <w:t xml:space="preserve">Se a prefeitura aprovar a foto, a ocorrência passa a “Concluída”. Quando todas as ocorrências do grupo estiverem encerradas, o acesso pelo link termina.</w:t>
+      </w:r>
+    </w:p>
+    <w:p>
+      <w:pPr>
+        <w:pStyle w:val="1477"/>
+        <w:pBdr/>
+        <w:spacing w:before="240" w:after="240" w:line="360" w:lineRule="auto"/>
+        <w:ind w:firstLine="0" w:left="709"/>
+        <w:rPr/>
+      </w:pPr>
+      <w:r>
+        <w:t xml:space="preserve">Se o serviço precisar ser refeito, a prefeitura encaminha a ocorrência de novo ao departamento: chega um novo e-mail, com um novo link, e uma nova solicitação pode ser enviada.</w:t>
+      </w:r>
+    </w:p>
+    <w:p>
+      <w:pPr>
+        <w:pBdr/>
+        <w:spacing w:before="240" w:after="240" w:line="360" w:lineRule="auto"/>
+        <w:ind/>
+        <w:rPr/>
+      </w:pPr>
+      <w:r>
+        <w:rPr>
+          <w:b/>
+        </w:rPr>
+        <w:t xml:space="preserve">Observação: </w:t>
+      </w:r>
+      <w:r>
+        <w:rPr>
+          <w:i/>
+        </w:rPr>
+        <w:t xml:space="preserve">Se a prefeitura reabrir ou concluir a ocorrência por conta própria, a solicitação pendente é encerrada.</w:t>
+      </w:r>
+      <w:r/>
+    </w:p>
+    <w:p>
+      <w:pPr>
+        <w:pStyle w:val="1447"/>
+        <w:pBdr/>
+        <w:spacing w:before="240" w:after="240" w:line="360" w:lineRule="auto"/>
+        <w:ind/>
+        <w:rPr/>
+      </w:pPr>
+      <w:r/>
+      <w:bookmarkStart w:id="44" w:name="_Toc44"/>
+      <w:r>
+        <w:t xml:space="preserve">8.5 Mensagens de aviso</w:t>
+      </w:r>
+      <w:bookmarkEnd w:id="44"/>
+      <w:r/>
+    </w:p>
+    <w:p>
+      <w:pPr>
+        <w:pBdr/>
+        <w:spacing w:before="240" w:after="240" w:line="360" w:lineRule="auto"/>
+        <w:ind/>
+        <w:rPr/>
+      </w:pPr>
+      <w:r>
+        <w:t xml:space="preserve">Se algo impedir o acesso ou o envio, a página mostra um aviso, e nada é gravado:</w:t>
+      </w:r>
+    </w:p>
+    <w:p>
+      <w:pPr>
+        <w:pStyle w:val="1477"/>
+        <w:pBdr/>
+        <w:spacing w:before="240" w:after="240" w:line="360" w:lineRule="auto"/>
+        <w:ind w:firstLine="0" w:left="709"/>
+        <w:rPr/>
+      </w:pPr>
+      <w:r>
+        <w:rPr>
+          <w:b/>
+        </w:rPr>
+        <w:t xml:space="preserve">“Link inválido ou expirado. Peça um novo encaminhamento.”</w:t>
+      </w:r>
+      <w:r>
+        <w:t xml:space="preserve">: o link está incompleto, foi alterado ou passou do prazo de 30 dias. Peça à prefeitura que encaminhe a ocorrência de novo.</w:t>
+      </w:r>
+    </w:p>
+    <w:p>
+      <w:pPr>
+        <w:pStyle w:val="1477"/>
+        <w:pBdr/>
+        <w:spacing w:before="240" w:after="240" w:line="360" w:lineRule="auto"/>
+        <w:ind w:firstLine="0" w:left="709"/>
+        <w:rPr/>
+      </w:pPr>
+      <w:r>
+        <w:rPr>
+          <w:b/>
+        </w:rPr>
+        <w:t xml:space="preserve">“Esta ocorrência foi encerrada; o acesso do departamento terminou.”</w:t>
+      </w:r>
+      <w:r>
+        <w:t xml:space="preserve">: todas as ocorrências do grupo já foram concluídas, indeferidas ou excluídas. Não há mais nada a fazer pelo link.</w:t>
+      </w:r>
+    </w:p>
+    <w:p>
+      <w:pPr>
+        <w:pStyle w:val="1477"/>
+        <w:pBdr/>
+        <w:spacing w:before="240" w:after="240" w:line="360" w:lineRule="auto"/>
+        <w:ind w:firstLine="0" w:left="709"/>
+        <w:rPr/>
+      </w:pPr>
+      <w:r>
+        <w:rPr>
+          <w:b/>
+        </w:rPr>
+        <w:t xml:space="preserve">“Ocorrência não encontrada.”</w:t>
+      </w:r>
+      <w:r>
+        <w:t xml:space="preserve">: a ocorrência pedida não faz parte do encaminhamento.</w:t>
+      </w:r>
+    </w:p>
+    <w:p>
+      <w:pPr>
+        <w:pStyle w:val="1477"/>
+        <w:pBdr/>
+        <w:spacing w:before="240" w:after="240" w:line="360" w:lineRule="auto"/>
+        <w:ind w:firstLine="0" w:left="709"/>
+        <w:rPr/>
+      </w:pPr>
+      <w:r>
+        <w:rPr>
+          <w:b/>
+        </w:rPr>
+        <w:t xml:space="preserve">“Esta ocorrência não está mais aberta.”</w:t>
+      </w:r>
+      <w:r>
+        <w:t xml:space="preserve">: a ocorrência foi concluída ou indeferida antes do envio da solicitação.</w:t>
+      </w:r>
+    </w:p>
+    <w:p>
+      <w:pPr>
+        <w:pStyle w:val="1477"/>
+        <w:pBdr/>
+        <w:spacing w:before="240" w:after="240" w:line="360" w:lineRule="auto"/>
+        <w:ind w:firstLine="0" w:left="709"/>
+        <w:rPr/>
+      </w:pPr>
+      <w:r>
+        <w:rPr>
+          <w:b/>
+        </w:rPr>
+        <w:t xml:space="preserve">“Já existe uma solicitação aguardando confirmação da prefeitura.”</w:t>
+      </w:r>
+      <w:r>
+        <w:t xml:space="preserve">: o departamento já enviou uma solicitação — inclusive quando duas pessoas enviam ao mesmo tempo — e a prefeitura ainda não respondeu.</w:t>
+      </w:r>
+    </w:p>
+    <w:p>
+      <w:pPr>
+        <w:pStyle w:val="1477"/>
+        <w:pBdr/>
+        <w:spacing w:before="240" w:after="240" w:line="360" w:lineRule="auto"/>
+        <w:ind w:firstLine="0" w:left="709"/>
+        <w:rPr/>
+      </w:pPr>
+      <w:r>
+        <w:rPr>
+          <w:b/>
+        </w:rPr>
+        <w:t xml:space="preserve">“Envie uma foto do serviço feito.”</w:t>
+      </w:r>
+      <w:r>
+        <w:t xml:space="preserve">: o arquivo escolhido não é uma imagem. Escolha uma foto e envie de novo.</w:t>
+      </w:r>
+    </w:p>
+    <w:p>
+      <w:pPr>
+        <w:pStyle w:val="1477"/>
+        <w:pBdr/>
+        <w:spacing w:before="240" w:after="240" w:line="360" w:lineRule="auto"/>
+        <w:ind w:firstLine="0" w:left="709"/>
+        <w:rPr/>
+      </w:pPr>
+      <w:r>
+        <w:rPr>
+          <w:b/>
+        </w:rPr>
+        <w:t xml:space="preserve">“Não foi possível processar a foto. Confira se é uma imagem válida e tente de novo.”</w:t>
+      </w:r>
+      <w:r>
+        <w:t xml:space="preserve">: a foto não pôde ser lida. Tente de novo ou escolha outra foto.</w:t>
+      </w:r>
+    </w:p>
+    <w:p>
+      <w:pPr>
+        <w:pStyle w:val="1477"/>
+        <w:pBdr/>
+        <w:spacing w:before="240" w:after="240" w:line="360" w:lineRule="auto"/>
+        <w:ind w:firstLine="0" w:left="709"/>
+        <w:rPr/>
+      </w:pPr>
+      <w:r>
+        <w:rPr>
+          <w:b/>
+        </w:rPr>
+        <w:t xml:space="preserve">Foto recusada</w:t>
+      </w:r>
+      <w:r>
+        <w:t xml:space="preserve">: a foto não passou na verificação automática, e o aviso informa o motivo. Tire outra foto e envie de novo.</w:t>
+      </w:r>
+    </w:p>
+    <w:p>
+      <w:pPr>
+        <w:pStyle w:val="1446"/>
+        <w:pBdr/>
+        <w:spacing w:before="240" w:after="240" w:line="360" w:lineRule="auto"/>
+        <w:ind/>
+        <w:rPr/>
+      </w:pPr>
+      <w:r/>
       <w:bookmarkStart w:id="33" w:name="_Toc33"/>
       <w:r>
-        <w:t xml:space="preserve">8 PERGUNTAS FREQUENTES</w:t>
+        <w:t xml:space="preserve">9 PERGUNTAS FREQUENTES</w:t>
       </w:r>
       <w:bookmarkEnd w:id="33"/>
       <w:r/>
@@ -4963,7 +6109,7 @@
         <w:rPr>
           <w:b/>
         </w:rPr>
-        <w:t xml:space="preserve">Por que o navegador pede minha localização na tela de entrada? Apenas para abrir o mapa no município onde você está. Recusar não impede nada: você continua vendo as ocorrências de todos os municípios e pode escolher o município na tela inicial.</w:t>
+        <w:t xml:space="preserve">Por que o navegador pede minha localização na tela de entrada? Apenas para abrir o mapa no município onde você está. Recusar não impede nada: você continua vendo as ocorrências de todos os municípios e pode escolher o município na tela inicial. Para o Visitante, o município é escolhido na entrada (Seção 4.1).</w:t>
       </w:r>
       <w:r/>
     </w:p>
@@ -5003,6 +6149,23 @@
     </w:p>
     <w:p>
       <w:pPr>
+        <w:pBdr/>
+        <w:spacing w:before="240" w:after="240" w:line="360" w:lineRule="auto"/>
+        <w:ind/>
+        <w:rPr/>
+      </w:pPr>
+      <w:r>
+        <w:rPr>
+          <w:b/>
+        </w:rPr>
+        <w:t xml:space="preserve">O link do departamento parou de funcionar. </w:t>
+      </w:r>
+      <w:r>
+        <w:t xml:space="preserve">O link vale enquanto a ocorrência estiver aberta, por até 30 dias. Se a página mostrar “Link inválido ou expirado”, peça à prefeitura um novo encaminhamento (Seção 8.5).</w:t>
+      </w:r>
+    </w:p>
+    <w:p>
+      <w:pPr>
         <w:pStyle w:val="1446"/>
         <w:pBdr/>
         <w:spacing w:before="240" w:after="240" w:line="360" w:lineRule="auto"/>
@@ -5012,7 +6175,7 @@
       <w:r/>
       <w:bookmarkStart w:id="34" w:name="_Toc34"/>
       <w:r>
-        <w:t xml:space="preserve">9 SUPORTE</w:t>
+        <w:t xml:space="preserve">10 SUPORTE</w:t>
       </w:r>
       <w:bookmarkEnd w:id="34"/>
       <w:r/>
